--- a/CÔNG TY TNHH TMDV XIANG YU/XiangYu_ThanhLapMoi/GIẤY ĐỀ NGHỊ_Mẫu số 2_DA_DIEN.docx
+++ b/CÔNG TY TNHH TMDV XIANG YU/XiangYu_ThanhLapMoi/GIẤY ĐỀ NGHỊ_Mẫu số 2_DA_DIEN.docx
@@ -1,6 +1,6 @@
 
 <file path=word/document.xml><?xml version="1.0" encoding="utf-8"?>
-<w:document xmlns:wpc="http://schemas.microsoft.com/office/word/2010/wordprocessingCanvas" xmlns:cx="http://schemas.microsoft.com/office/drawing/2014/chartex" xmlns:cx1="http://schemas.microsoft.com/office/drawing/2015/9/8/chartex" xmlns:cx2="http://schemas.microsoft.com/office/drawing/2015/10/21/chartex" xmlns:cx3="http://schemas.microsoft.com/office/drawing/2016/5/9/chartex" xmlns:cx4="http://schemas.microsoft.com/office/drawing/2016/5/10/chartex" xmlns:cx5="http://schemas.microsoft.com/office/drawing/2016/5/11/chartex" xmlns:cx6="http://schemas.microsoft.com/office/drawing/2016/5/12/chartex" xmlns:cx7="http://schemas.microsoft.com/office/drawing/2016/5/13/chartex" xmlns:cx8="http://schemas.microsoft.com/office/drawing/2016/5/14/chartex" xmlns:mc="http://schemas.openxmlformats.org/markup-compatibility/2006" xmlns:aink="http://schemas.microsoft.com/office/drawing/2016/ink" xmlns:am3d="http://schemas.microsoft.com/office/drawing/2017/model3d" xmlns:o="urn:schemas-microsoft-com:office:office" xmlns:oel="http://schemas.microsoft.com/office/2019/extlst" xmlns:r="http://schemas.openxmlformats.org/officeDocument/2006/relationships" xmlns:m="http://schemas.openxmlformats.org/officeDocument/2006/math" xmlns:v="urn:schemas-microsoft-com:vml" xmlns:wp14="http://schemas.microsoft.com/office/word/2010/wordprocessingDrawing" xmlns:wp="http://schemas.openxmlformats.org/drawingml/2006/wordprocessingDrawing" xmlns:w10="urn:schemas-microsoft-com:office:word" xmlns:w="http://schemas.openxmlformats.org/wordprocessingml/2006/main" xmlns:w14="http://schemas.microsoft.com/office/word/2010/wordml" xmlns:w15="http://schemas.microsoft.com/office/word/2012/wordml" xmlns:w16cex="http://schemas.microsoft.com/office/word/2018/wordml/cex" xmlns:w16cid="http://schemas.microsoft.com/office/word/2016/wordml/cid" xmlns:w16="http://schemas.microsoft.com/office/word/2018/wordml" xmlns:w16du="http://schemas.microsoft.com/office/word/2023/wordml/word16du" xmlns:w16sdtdh="http://schemas.microsoft.com/office/word/2020/wordml/sdtdatahash" xmlns:w16sdtfl="http://schemas.microsoft.com/office/word/2024/wordml/sdtformatlock" xmlns:w16se="http://schemas.microsoft.com/office/word/2015/wordml/symex" xmlns:wpg="http://schemas.microsoft.com/office/word/2010/wordprocessingGroup" xmlns:wpi="http://schemas.microsoft.com/office/word/2010/wordprocessingInk" xmlns:wne="http://schemas.microsoft.com/office/word/2006/wordml" xmlns:wps="http://schemas.microsoft.com/office/word/2010/wordprocessingShape" mc:Ignorable="w14 w15 w16se w16cid w16 w16cex w16sdtdh w16sdtfl w16du wp14">
+<w:document xmlns:wpc="http://schemas.microsoft.com/office/word/2010/wordprocessingCanvas" xmlns:cx="http://schemas.microsoft.com/office/drawing/2014/chartex" xmlns:cx1="http://schemas.microsoft.com/office/drawing/2015/9/8/chartex" xmlns:mc="http://schemas.openxmlformats.org/markup-compatibility/2006" xmlns:o="urn:schemas-microsoft-com:office:office" xmlns:r="http://schemas.openxmlformats.org/officeDocument/2006/relationships" xmlns:m="http://schemas.openxmlformats.org/officeDocument/2006/math" xmlns:v="urn:schemas-microsoft-com:vml" xmlns:wp14="http://schemas.microsoft.com/office/word/2010/wordprocessingDrawing" xmlns:wp="http://schemas.openxmlformats.org/drawingml/2006/wordprocessingDrawing" xmlns:w10="urn:schemas-microsoft-com:office:word" xmlns:w="http://schemas.openxmlformats.org/wordprocessingml/2006/main" xmlns:w14="http://schemas.microsoft.com/office/word/2010/wordml" xmlns:w15="http://schemas.microsoft.com/office/word/2012/wordml" xmlns:w16se="http://schemas.microsoft.com/office/word/2015/wordml/symex" xmlns:wpg="http://schemas.microsoft.com/office/word/2010/wordprocessingGroup" xmlns:wpi="http://schemas.microsoft.com/office/word/2010/wordprocessingInk" xmlns:wne="http://schemas.microsoft.com/office/word/2006/wordml" xmlns:wps="http://schemas.microsoft.com/office/word/2010/wordprocessingShape" mc:Ignorable="w14 w15 w16se wp14">
   <w:body>
     <w:p>
       <w:pPr>
@@ -144,7 +144,7 @@
               </wp:anchor>
             </w:drawing>
           </mc:Choice>
-          <mc:Fallback>
+          <mc:Fallback xmlns:w16sdtfl="http://schemas.microsoft.com/office/word/2024/wordml/sdtformatlock" xmlns:w16sdtdh="http://schemas.microsoft.com/office/word/2020/wordml/sdtdatahash" xmlns:w16du="http://schemas.microsoft.com/office/word/2023/wordml/word16du" xmlns:w16="http://schemas.microsoft.com/office/word/2018/wordml" xmlns:w16cid="http://schemas.microsoft.com/office/word/2016/wordml/cid" xmlns:w16cex="http://schemas.microsoft.com/office/word/2018/wordml/cex" xmlns:oel="http://schemas.microsoft.com/office/2019/extlst" xmlns:am3d="http://schemas.microsoft.com/office/drawing/2017/model3d" xmlns:aink="http://schemas.microsoft.com/office/drawing/2016/ink" xmlns:cx8="http://schemas.microsoft.com/office/drawing/2016/5/14/chartex" xmlns:cx7="http://schemas.microsoft.com/office/drawing/2016/5/13/chartex" xmlns:cx6="http://schemas.microsoft.com/office/drawing/2016/5/12/chartex" xmlns:cx5="http://schemas.microsoft.com/office/drawing/2016/5/11/chartex" xmlns:cx4="http://schemas.microsoft.com/office/drawing/2016/5/10/chartex" xmlns:cx3="http://schemas.microsoft.com/office/drawing/2016/5/9/chartex" xmlns:cx2="http://schemas.microsoft.com/office/drawing/2015/10/21/chartex">
             <w:pict>
               <v:line w14:anchorId="24BAE32B" id="Straight Connector 2" o:spid="_x0000_s1026" style="position:absolute;z-index:251699200;visibility:visible;mso-wrap-style:square;mso-wrap-distance-left:9pt;mso-wrap-distance-top:0;mso-wrap-distance-right:9pt;mso-wrap-distance-bottom:0;mso-position-horizontal:center;mso-position-horizontal-relative:margin;mso-position-vertical:absolute;mso-position-vertical-relative:text" from="0,.5pt" to="173.75pt,.5pt" o:gfxdata="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" strokecolor="windowText" strokeweight=".5pt">
                 <v:stroke joinstyle="miter"/>
@@ -1319,7 +1319,7 @@
                     </wp:anchor>
                   </w:drawing>
                 </mc:Choice>
-                <mc:Fallback>
+                <mc:Fallback xmlns:w16sdtfl="http://schemas.microsoft.com/office/word/2024/wordml/sdtformatlock" xmlns:w16sdtdh="http://schemas.microsoft.com/office/word/2020/wordml/sdtdatahash" xmlns:w16du="http://schemas.microsoft.com/office/word/2023/wordml/word16du" xmlns:w16="http://schemas.microsoft.com/office/word/2018/wordml" xmlns:w16cid="http://schemas.microsoft.com/office/word/2016/wordml/cid" xmlns:w16cex="http://schemas.microsoft.com/office/word/2018/wordml/cex" xmlns:oel="http://schemas.microsoft.com/office/2019/extlst" xmlns:am3d="http://schemas.microsoft.com/office/drawing/2017/model3d" xmlns:aink="http://schemas.microsoft.com/office/drawing/2016/ink" xmlns:cx8="http://schemas.microsoft.com/office/drawing/2016/5/14/chartex" xmlns:cx7="http://schemas.microsoft.com/office/drawing/2016/5/13/chartex" xmlns:cx6="http://schemas.microsoft.com/office/drawing/2016/5/12/chartex" xmlns:cx5="http://schemas.microsoft.com/office/drawing/2016/5/11/chartex" xmlns:cx4="http://schemas.microsoft.com/office/drawing/2016/5/10/chartex" xmlns:cx3="http://schemas.microsoft.com/office/drawing/2016/5/9/chartex" xmlns:cx2="http://schemas.microsoft.com/office/drawing/2015/10/21/chartex">
                   <w:pict>
                     <v:rect w14:anchorId="099A3E10" id="Rectangle 239" o:spid="_x0000_s1026" style="position:absolute;left:0;text-align:left;margin-left:-2.6pt;margin-top:3.45pt;width:27pt;height:22pt;z-index:251659264;visibility:visible;mso-wrap-style:none;mso-width-percent:0;mso-height-percent:0;mso-wrap-distance-left:9pt;mso-wrap-distance-top:0;mso-wrap-distance-right:9pt;mso-wrap-distance-bottom:0;mso-position-horizontal:absolute;mso-position-horizontal-relative:margin;mso-position-vertical:absolute;mso-position-vertical-relative:margin;mso-width-percent:0;mso-height-percent:0;mso-width-relative:page;mso-height-relative:page;v-text-anchor:middle" o:gfxdata="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" strokeweight=".26mm">
                       <v:stroke endcap="square"/>
@@ -1455,7 +1455,7 @@
                     </wp:anchor>
                   </w:drawing>
                 </mc:Choice>
-                <mc:Fallback>
+                <mc:Fallback xmlns:w16sdtfl="http://schemas.microsoft.com/office/word/2024/wordml/sdtformatlock" xmlns:w16sdtdh="http://schemas.microsoft.com/office/word/2020/wordml/sdtdatahash" xmlns:w16du="http://schemas.microsoft.com/office/word/2023/wordml/word16du" xmlns:w16="http://schemas.microsoft.com/office/word/2018/wordml" xmlns:w16cid="http://schemas.microsoft.com/office/word/2016/wordml/cid" xmlns:w16cex="http://schemas.microsoft.com/office/word/2018/wordml/cex" xmlns:oel="http://schemas.microsoft.com/office/2019/extlst" xmlns:am3d="http://schemas.microsoft.com/office/drawing/2017/model3d" xmlns:aink="http://schemas.microsoft.com/office/drawing/2016/ink" xmlns:cx8="http://schemas.microsoft.com/office/drawing/2016/5/14/chartex" xmlns:cx7="http://schemas.microsoft.com/office/drawing/2016/5/13/chartex" xmlns:cx6="http://schemas.microsoft.com/office/drawing/2016/5/12/chartex" xmlns:cx5="http://schemas.microsoft.com/office/drawing/2016/5/11/chartex" xmlns:cx4="http://schemas.microsoft.com/office/drawing/2016/5/10/chartex" xmlns:cx3="http://schemas.microsoft.com/office/drawing/2016/5/9/chartex" xmlns:cx2="http://schemas.microsoft.com/office/drawing/2015/10/21/chartex">
                   <w:pict>
                     <v:rect w14:anchorId="6308C006" id="Rectangle 238" o:spid="_x0000_s1026" style="position:absolute;margin-left:-2.6pt;margin-top:3.4pt;width:27pt;height:22pt;z-index:251660288;visibility:visible;mso-wrap-style:none;mso-width-percent:0;mso-height-percent:0;mso-wrap-distance-left:9pt;mso-wrap-distance-top:0;mso-wrap-distance-right:9pt;mso-wrap-distance-bottom:0;mso-position-horizontal:absolute;mso-position-horizontal-relative:margin;mso-position-vertical:absolute;mso-position-vertical-relative:margin;mso-width-percent:0;mso-height-percent:0;mso-width-relative:page;mso-height-relative:page;v-text-anchor:middle" o:gfxdata="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" strokeweight=".26mm">
                       <v:stroke endcap="square"/>
@@ -1579,7 +1579,7 @@
                     </wp:anchor>
                   </w:drawing>
                 </mc:Choice>
-                <mc:Fallback>
+                <mc:Fallback xmlns:w16sdtfl="http://schemas.microsoft.com/office/word/2024/wordml/sdtformatlock" xmlns:w16sdtdh="http://schemas.microsoft.com/office/word/2020/wordml/sdtdatahash" xmlns:w16du="http://schemas.microsoft.com/office/word/2023/wordml/word16du" xmlns:w16="http://schemas.microsoft.com/office/word/2018/wordml" xmlns:w16cid="http://schemas.microsoft.com/office/word/2016/wordml/cid" xmlns:w16cex="http://schemas.microsoft.com/office/word/2018/wordml/cex" xmlns:oel="http://schemas.microsoft.com/office/2019/extlst" xmlns:am3d="http://schemas.microsoft.com/office/drawing/2017/model3d" xmlns:aink="http://schemas.microsoft.com/office/drawing/2016/ink" xmlns:cx8="http://schemas.microsoft.com/office/drawing/2016/5/14/chartex" xmlns:cx7="http://schemas.microsoft.com/office/drawing/2016/5/13/chartex" xmlns:cx6="http://schemas.microsoft.com/office/drawing/2016/5/12/chartex" xmlns:cx5="http://schemas.microsoft.com/office/drawing/2016/5/11/chartex" xmlns:cx4="http://schemas.microsoft.com/office/drawing/2016/5/10/chartex" xmlns:cx3="http://schemas.microsoft.com/office/drawing/2016/5/9/chartex" xmlns:cx2="http://schemas.microsoft.com/office/drawing/2015/10/21/chartex">
                   <w:pict>
                     <v:rect w14:anchorId="0912E7DE" id="Rectangle 237" o:spid="_x0000_s1026" style="position:absolute;margin-left:-2.6pt;margin-top:3.8pt;width:27pt;height:22pt;z-index:251661312;visibility:visible;mso-wrap-style:none;mso-width-percent:0;mso-height-percent:0;mso-wrap-distance-left:9pt;mso-wrap-distance-top:0;mso-wrap-distance-right:9pt;mso-wrap-distance-bottom:0;mso-position-horizontal:absolute;mso-position-horizontal-relative:margin;mso-position-vertical:absolute;mso-position-vertical-relative:margin;mso-width-percent:0;mso-height-percent:0;mso-width-relative:page;mso-height-relative:page;v-text-anchor:middle" o:gfxdata="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" strokeweight=".26mm">
                       <v:stroke endcap="square"/>
@@ -1703,7 +1703,7 @@
                     </wp:anchor>
                   </w:drawing>
                 </mc:Choice>
-                <mc:Fallback>
+                <mc:Fallback xmlns:w16sdtfl="http://schemas.microsoft.com/office/word/2024/wordml/sdtformatlock" xmlns:w16sdtdh="http://schemas.microsoft.com/office/word/2020/wordml/sdtdatahash" xmlns:w16du="http://schemas.microsoft.com/office/word/2023/wordml/word16du" xmlns:w16="http://schemas.microsoft.com/office/word/2018/wordml" xmlns:w16cid="http://schemas.microsoft.com/office/word/2016/wordml/cid" xmlns:w16cex="http://schemas.microsoft.com/office/word/2018/wordml/cex" xmlns:oel="http://schemas.microsoft.com/office/2019/extlst" xmlns:am3d="http://schemas.microsoft.com/office/drawing/2017/model3d" xmlns:aink="http://schemas.microsoft.com/office/drawing/2016/ink" xmlns:cx8="http://schemas.microsoft.com/office/drawing/2016/5/14/chartex" xmlns:cx7="http://schemas.microsoft.com/office/drawing/2016/5/13/chartex" xmlns:cx6="http://schemas.microsoft.com/office/drawing/2016/5/12/chartex" xmlns:cx5="http://schemas.microsoft.com/office/drawing/2016/5/11/chartex" xmlns:cx4="http://schemas.microsoft.com/office/drawing/2016/5/10/chartex" xmlns:cx3="http://schemas.microsoft.com/office/drawing/2016/5/9/chartex" xmlns:cx2="http://schemas.microsoft.com/office/drawing/2015/10/21/chartex">
                   <w:pict>
                     <v:rect w14:anchorId="7E999212" id="Rectangle 236" o:spid="_x0000_s1026" style="position:absolute;margin-left:-2.05pt;margin-top:3.3pt;width:27pt;height:22pt;z-index:251662336;visibility:visible;mso-wrap-style:none;mso-width-percent:0;mso-height-percent:0;mso-wrap-distance-left:9pt;mso-wrap-distance-top:0;mso-wrap-distance-right:9pt;mso-wrap-distance-bottom:0;mso-position-horizontal:absolute;mso-position-horizontal-relative:margin;mso-position-vertical:absolute;mso-position-vertical-relative:margin;mso-width-percent:0;mso-height-percent:0;mso-width-relative:page;mso-height-relative:page;v-text-anchor:middle" o:gfxdata="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" strokeweight=".26mm">
                       <v:stroke endcap="square"/>
@@ -1827,7 +1827,7 @@
                     </wp:anchor>
                   </w:drawing>
                 </mc:Choice>
-                <mc:Fallback>
+                <mc:Fallback xmlns:w16sdtfl="http://schemas.microsoft.com/office/word/2024/wordml/sdtformatlock" xmlns:w16sdtdh="http://schemas.microsoft.com/office/word/2020/wordml/sdtdatahash" xmlns:w16du="http://schemas.microsoft.com/office/word/2023/wordml/word16du" xmlns:w16="http://schemas.microsoft.com/office/word/2018/wordml" xmlns:w16cid="http://schemas.microsoft.com/office/word/2016/wordml/cid" xmlns:w16cex="http://schemas.microsoft.com/office/word/2018/wordml/cex" xmlns:oel="http://schemas.microsoft.com/office/2019/extlst" xmlns:am3d="http://schemas.microsoft.com/office/drawing/2017/model3d" xmlns:aink="http://schemas.microsoft.com/office/drawing/2016/ink" xmlns:cx8="http://schemas.microsoft.com/office/drawing/2016/5/14/chartex" xmlns:cx7="http://schemas.microsoft.com/office/drawing/2016/5/13/chartex" xmlns:cx6="http://schemas.microsoft.com/office/drawing/2016/5/12/chartex" xmlns:cx5="http://schemas.microsoft.com/office/drawing/2016/5/11/chartex" xmlns:cx4="http://schemas.microsoft.com/office/drawing/2016/5/10/chartex" xmlns:cx3="http://schemas.microsoft.com/office/drawing/2016/5/9/chartex" xmlns:cx2="http://schemas.microsoft.com/office/drawing/2015/10/21/chartex">
                   <w:pict>
                     <v:rect w14:anchorId="6842F8D6" id="Rectangle 235" o:spid="_x0000_s1026" style="position:absolute;margin-left:-2.6pt;margin-top:3.55pt;width:27pt;height:22pt;z-index:251663360;visibility:visible;mso-wrap-style:none;mso-width-percent:0;mso-height-percent:0;mso-wrap-distance-left:9pt;mso-wrap-distance-top:0;mso-wrap-distance-right:9pt;mso-wrap-distance-bottom:0;mso-position-horizontal:absolute;mso-position-horizontal-relative:margin;mso-position-vertical:absolute;mso-position-vertical-relative:margin;mso-width-percent:0;mso-height-percent:0;mso-width-relative:page;mso-height-relative:page;v-text-anchor:middle" o:gfxdata="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" strokeweight=".26mm">
                       <v:stroke endcap="square"/>
@@ -1952,7 +1952,7 @@
                     </wp:anchor>
                   </w:drawing>
                 </mc:Choice>
-                <mc:Fallback>
+                <mc:Fallback xmlns:w16sdtfl="http://schemas.microsoft.com/office/word/2024/wordml/sdtformatlock" xmlns:w16sdtdh="http://schemas.microsoft.com/office/word/2020/wordml/sdtdatahash" xmlns:w16du="http://schemas.microsoft.com/office/word/2023/wordml/word16du" xmlns:w16="http://schemas.microsoft.com/office/word/2018/wordml" xmlns:w16cid="http://schemas.microsoft.com/office/word/2016/wordml/cid" xmlns:w16cex="http://schemas.microsoft.com/office/word/2018/wordml/cex" xmlns:oel="http://schemas.microsoft.com/office/2019/extlst" xmlns:am3d="http://schemas.microsoft.com/office/drawing/2017/model3d" xmlns:aink="http://schemas.microsoft.com/office/drawing/2016/ink" xmlns:cx8="http://schemas.microsoft.com/office/drawing/2016/5/14/chartex" xmlns:cx7="http://schemas.microsoft.com/office/drawing/2016/5/13/chartex" xmlns:cx6="http://schemas.microsoft.com/office/drawing/2016/5/12/chartex" xmlns:cx5="http://schemas.microsoft.com/office/drawing/2016/5/11/chartex" xmlns:cx4="http://schemas.microsoft.com/office/drawing/2016/5/10/chartex" xmlns:cx3="http://schemas.microsoft.com/office/drawing/2016/5/9/chartex" xmlns:cx2="http://schemas.microsoft.com/office/drawing/2015/10/21/chartex">
                   <w:pict>
                     <v:rect w14:anchorId="7C7ED5CD" id="Rectangle 239" o:spid="_x0000_s1026" style="position:absolute;margin-left:-2.6pt;margin-top:3.35pt;width:27pt;height:22pt;z-index:251676672;visibility:visible;mso-wrap-style:none;mso-width-percent:0;mso-height-percent:0;mso-wrap-distance-left:9pt;mso-wrap-distance-top:0;mso-wrap-distance-right:9pt;mso-wrap-distance-bottom:0;mso-position-horizontal:absolute;mso-position-horizontal-relative:margin;mso-position-vertical:absolute;mso-position-vertical-relative:margin;mso-width-percent:0;mso-height-percent:0;mso-width-relative:page;mso-height-relative:page;v-text-anchor:middle" o:gfxdata="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" strokeweight=".26mm">
                       <v:stroke endcap="square"/>
@@ -2088,7 +2088,7 @@
                     </wp:anchor>
                   </w:drawing>
                 </mc:Choice>
-                <mc:Fallback>
+                <mc:Fallback xmlns:w16sdtfl="http://schemas.microsoft.com/office/word/2024/wordml/sdtformatlock" xmlns:w16sdtdh="http://schemas.microsoft.com/office/word/2020/wordml/sdtdatahash" xmlns:w16du="http://schemas.microsoft.com/office/word/2023/wordml/word16du" xmlns:w16="http://schemas.microsoft.com/office/word/2018/wordml" xmlns:w16cid="http://schemas.microsoft.com/office/word/2016/wordml/cid" xmlns:w16cex="http://schemas.microsoft.com/office/word/2018/wordml/cex" xmlns:oel="http://schemas.microsoft.com/office/2019/extlst" xmlns:am3d="http://schemas.microsoft.com/office/drawing/2017/model3d" xmlns:aink="http://schemas.microsoft.com/office/drawing/2016/ink" xmlns:cx8="http://schemas.microsoft.com/office/drawing/2016/5/14/chartex" xmlns:cx7="http://schemas.microsoft.com/office/drawing/2016/5/13/chartex" xmlns:cx6="http://schemas.microsoft.com/office/drawing/2016/5/12/chartex" xmlns:cx5="http://schemas.microsoft.com/office/drawing/2016/5/11/chartex" xmlns:cx4="http://schemas.microsoft.com/office/drawing/2016/5/10/chartex" xmlns:cx3="http://schemas.microsoft.com/office/drawing/2016/5/9/chartex" xmlns:cx2="http://schemas.microsoft.com/office/drawing/2015/10/21/chartex">
                   <w:pict>
                     <v:rect w14:anchorId="2EA58C99" id="Rectangle 234" o:spid="_x0000_s1026" style="position:absolute;margin-left:-2.6pt;margin-top:3.75pt;width:27pt;height:22pt;z-index:251666432;visibility:visible;mso-wrap-style:none;mso-width-percent:0;mso-height-percent:0;mso-wrap-distance-left:9pt;mso-wrap-distance-top:0;mso-wrap-distance-right:9pt;mso-wrap-distance-bottom:0;mso-position-horizontal:absolute;mso-position-horizontal-relative:margin;mso-position-vertical:absolute;mso-position-vertical-relative:margin;mso-width-percent:0;mso-height-percent:0;mso-width-relative:page;mso-height-relative:page;v-text-anchor:middle" o:gfxdata="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" strokeweight=".26mm">
                       <v:stroke endcap="square"/>
@@ -2887,7 +2887,7 @@
                     </wp:anchor>
                   </w:drawing>
                 </mc:Choice>
-                <mc:Fallback>
+                <mc:Fallback xmlns:w16sdtfl="http://schemas.microsoft.com/office/word/2024/wordml/sdtformatlock" xmlns:w16sdtdh="http://schemas.microsoft.com/office/word/2020/wordml/sdtdatahash" xmlns:w16du="http://schemas.microsoft.com/office/word/2023/wordml/word16du" xmlns:w16="http://schemas.microsoft.com/office/word/2018/wordml" xmlns:w16cid="http://schemas.microsoft.com/office/word/2016/wordml/cid" xmlns:w16cex="http://schemas.microsoft.com/office/word/2018/wordml/cex" xmlns:oel="http://schemas.microsoft.com/office/2019/extlst" xmlns:am3d="http://schemas.microsoft.com/office/drawing/2017/model3d" xmlns:aink="http://schemas.microsoft.com/office/drawing/2016/ink" xmlns:cx8="http://schemas.microsoft.com/office/drawing/2016/5/14/chartex" xmlns:cx7="http://schemas.microsoft.com/office/drawing/2016/5/13/chartex" xmlns:cx6="http://schemas.microsoft.com/office/drawing/2016/5/12/chartex" xmlns:cx5="http://schemas.microsoft.com/office/drawing/2016/5/11/chartex" xmlns:cx4="http://schemas.microsoft.com/office/drawing/2016/5/10/chartex" xmlns:cx3="http://schemas.microsoft.com/office/drawing/2016/5/9/chartex" xmlns:cx2="http://schemas.microsoft.com/office/drawing/2015/10/21/chartex">
                   <w:pict>
                     <v:rect w14:anchorId="137DAE21" id="Rectangle 105" o:spid="_x0000_s1026" style="position:absolute;margin-left:3.4pt;margin-top:5.6pt;width:16.6pt;height:15.9pt;z-index:251688960;visibility:visible;mso-wrap-style:square;mso-width-percent:0;mso-height-percent:0;mso-wrap-distance-left:9pt;mso-wrap-distance-top:0;mso-wrap-distance-right:9pt;mso-wrap-distance-bottom:0;mso-position-horizontal:absolute;mso-position-horizontal-relative:text;mso-position-vertical:absolute;mso-position-vertical-relative:text;mso-width-percent:0;mso-height-percent:0;mso-width-relative:page;mso-height-relative:page;v-text-anchor:top" o:gfxdata="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"/>
                   </w:pict>
@@ -3000,7 +3000,7 @@
                     </wp:anchor>
                   </w:drawing>
                 </mc:Choice>
-                <mc:Fallback>
+                <mc:Fallback xmlns:w16sdtfl="http://schemas.microsoft.com/office/word/2024/wordml/sdtformatlock" xmlns:w16sdtdh="http://schemas.microsoft.com/office/word/2020/wordml/sdtdatahash" xmlns:w16du="http://schemas.microsoft.com/office/word/2023/wordml/word16du" xmlns:w16="http://schemas.microsoft.com/office/word/2018/wordml" xmlns:w16cid="http://schemas.microsoft.com/office/word/2016/wordml/cid" xmlns:w16cex="http://schemas.microsoft.com/office/word/2018/wordml/cex" xmlns:oel="http://schemas.microsoft.com/office/2019/extlst" xmlns:am3d="http://schemas.microsoft.com/office/drawing/2017/model3d" xmlns:aink="http://schemas.microsoft.com/office/drawing/2016/ink" xmlns:cx8="http://schemas.microsoft.com/office/drawing/2016/5/14/chartex" xmlns:cx7="http://schemas.microsoft.com/office/drawing/2016/5/13/chartex" xmlns:cx6="http://schemas.microsoft.com/office/drawing/2016/5/12/chartex" xmlns:cx5="http://schemas.microsoft.com/office/drawing/2016/5/11/chartex" xmlns:cx4="http://schemas.microsoft.com/office/drawing/2016/5/10/chartex" xmlns:cx3="http://schemas.microsoft.com/office/drawing/2016/5/9/chartex" xmlns:cx2="http://schemas.microsoft.com/office/drawing/2015/10/21/chartex">
                   <w:pict>
                     <v:rect w14:anchorId="5B7F9B51" id="Rectangle 104" o:spid="_x0000_s1026" style="position:absolute;margin-left:4.4pt;margin-top:5.6pt;width:16.6pt;height:15.9pt;z-index:251691008;visibility:visible;mso-wrap-style:square;mso-width-percent:0;mso-height-percent:0;mso-wrap-distance-left:9pt;mso-wrap-distance-top:0;mso-wrap-distance-right:9pt;mso-wrap-distance-bottom:0;mso-position-horizontal:absolute;mso-position-horizontal-relative:text;mso-position-vertical:absolute;mso-position-vertical-relative:text;mso-width-percent:0;mso-height-percent:0;mso-width-relative:page;mso-height-relative:page;v-text-anchor:top" o:gfxdata="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"/>
                   </w:pict>
@@ -3115,7 +3115,7 @@
                     </wp:anchor>
                   </w:drawing>
                 </mc:Choice>
-                <mc:Fallback>
+                <mc:Fallback xmlns:w16sdtfl="http://schemas.microsoft.com/office/word/2024/wordml/sdtformatlock" xmlns:w16sdtdh="http://schemas.microsoft.com/office/word/2020/wordml/sdtdatahash" xmlns:w16du="http://schemas.microsoft.com/office/word/2023/wordml/word16du" xmlns:w16="http://schemas.microsoft.com/office/word/2018/wordml" xmlns:w16cid="http://schemas.microsoft.com/office/word/2016/wordml/cid" xmlns:w16cex="http://schemas.microsoft.com/office/word/2018/wordml/cex" xmlns:oel="http://schemas.microsoft.com/office/2019/extlst" xmlns:am3d="http://schemas.microsoft.com/office/drawing/2017/model3d" xmlns:aink="http://schemas.microsoft.com/office/drawing/2016/ink" xmlns:cx8="http://schemas.microsoft.com/office/drawing/2016/5/14/chartex" xmlns:cx7="http://schemas.microsoft.com/office/drawing/2016/5/13/chartex" xmlns:cx6="http://schemas.microsoft.com/office/drawing/2016/5/12/chartex" xmlns:cx5="http://schemas.microsoft.com/office/drawing/2016/5/11/chartex" xmlns:cx4="http://schemas.microsoft.com/office/drawing/2016/5/10/chartex" xmlns:cx3="http://schemas.microsoft.com/office/drawing/2016/5/9/chartex" xmlns:cx2="http://schemas.microsoft.com/office/drawing/2015/10/21/chartex">
                   <w:pict>
                     <v:rect w14:anchorId="32CF65ED" id="Rectangle 103" o:spid="_x0000_s1026" style="position:absolute;margin-left:3.4pt;margin-top:5pt;width:16.6pt;height:15.9pt;z-index:251689984;visibility:visible;mso-wrap-style:square;mso-width-percent:0;mso-height-percent:0;mso-wrap-distance-left:9pt;mso-wrap-distance-top:0;mso-wrap-distance-right:9pt;mso-wrap-distance-bottom:0;mso-position-horizontal:absolute;mso-position-horizontal-relative:text;mso-position-vertical:absolute;mso-position-vertical-relative:text;mso-width-percent:0;mso-height-percent:0;mso-width-relative:page;mso-height-relative:page;v-text-anchor:top" o:gfxdata="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"/>
                   </w:pict>
@@ -3228,7 +3228,7 @@
                     </wp:anchor>
                   </w:drawing>
                 </mc:Choice>
-                <mc:Fallback>
+                <mc:Fallback xmlns:w16sdtfl="http://schemas.microsoft.com/office/word/2024/wordml/sdtformatlock" xmlns:w16sdtdh="http://schemas.microsoft.com/office/word/2020/wordml/sdtdatahash" xmlns:w16du="http://schemas.microsoft.com/office/word/2023/wordml/word16du" xmlns:w16="http://schemas.microsoft.com/office/word/2018/wordml" xmlns:w16cid="http://schemas.microsoft.com/office/word/2016/wordml/cid" xmlns:w16cex="http://schemas.microsoft.com/office/word/2018/wordml/cex" xmlns:oel="http://schemas.microsoft.com/office/2019/extlst" xmlns:am3d="http://schemas.microsoft.com/office/drawing/2017/model3d" xmlns:aink="http://schemas.microsoft.com/office/drawing/2016/ink" xmlns:cx8="http://schemas.microsoft.com/office/drawing/2016/5/14/chartex" xmlns:cx7="http://schemas.microsoft.com/office/drawing/2016/5/13/chartex" xmlns:cx6="http://schemas.microsoft.com/office/drawing/2016/5/12/chartex" xmlns:cx5="http://schemas.microsoft.com/office/drawing/2016/5/11/chartex" xmlns:cx4="http://schemas.microsoft.com/office/drawing/2016/5/10/chartex" xmlns:cx3="http://schemas.microsoft.com/office/drawing/2016/5/9/chartex" xmlns:cx2="http://schemas.microsoft.com/office/drawing/2015/10/21/chartex">
                   <w:pict>
                     <v:rect w14:anchorId="227D549B" id="Rectangle 102" o:spid="_x0000_s1026" style="position:absolute;margin-left:4.4pt;margin-top:5pt;width:16.6pt;height:15.9pt;z-index:251692032;visibility:visible;mso-wrap-style:square;mso-width-percent:0;mso-height-percent:0;mso-wrap-distance-left:9pt;mso-wrap-distance-top:0;mso-wrap-distance-right:9pt;mso-wrap-distance-bottom:0;mso-position-horizontal:absolute;mso-position-horizontal-relative:text;mso-position-vertical:absolute;mso-position-vertical-relative:text;mso-width-percent:0;mso-height-percent:0;mso-width-relative:page;mso-height-relative:page;v-text-anchor:top" o:gfxdata="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"/>
                   </w:pict>
@@ -3833,7 +3833,7 @@
                     </wp:anchor>
                   </w:drawing>
                 </mc:Choice>
-                <mc:Fallback>
+                <mc:Fallback xmlns:w16sdtfl="http://schemas.microsoft.com/office/word/2024/wordml/sdtformatlock" xmlns:w16sdtdh="http://schemas.microsoft.com/office/word/2020/wordml/sdtdatahash" xmlns:w16du="http://schemas.microsoft.com/office/word/2023/wordml/word16du" xmlns:w16="http://schemas.microsoft.com/office/word/2018/wordml" xmlns:w16cid="http://schemas.microsoft.com/office/word/2016/wordml/cid" xmlns:w16cex="http://schemas.microsoft.com/office/word/2018/wordml/cex" xmlns:oel="http://schemas.microsoft.com/office/2019/extlst" xmlns:am3d="http://schemas.microsoft.com/office/drawing/2017/model3d" xmlns:aink="http://schemas.microsoft.com/office/drawing/2016/ink" xmlns:cx8="http://schemas.microsoft.com/office/drawing/2016/5/14/chartex" xmlns:cx7="http://schemas.microsoft.com/office/drawing/2016/5/13/chartex" xmlns:cx6="http://schemas.microsoft.com/office/drawing/2016/5/12/chartex" xmlns:cx5="http://schemas.microsoft.com/office/drawing/2016/5/11/chartex" xmlns:cx4="http://schemas.microsoft.com/office/drawing/2016/5/10/chartex" xmlns:cx3="http://schemas.microsoft.com/office/drawing/2016/5/9/chartex" xmlns:cx2="http://schemas.microsoft.com/office/drawing/2015/10/21/chartex">
                   <w:pict>
                     <v:rect w14:anchorId="4D0AF0D9" id="Rectangle 26" o:spid="_x0000_s1026" style="position:absolute;margin-left:3.4pt;margin-top:5.6pt;width:16.6pt;height:15.9pt;z-index:251693056;visibility:visible;mso-wrap-style:square;mso-width-percent:0;mso-height-percent:0;mso-wrap-distance-left:9pt;mso-wrap-distance-top:0;mso-wrap-distance-right:9pt;mso-wrap-distance-bottom:0;mso-position-horizontal:absolute;mso-position-horizontal-relative:text;mso-position-vertical:absolute;mso-position-vertical-relative:text;mso-width-percent:0;mso-height-percent:0;mso-width-relative:page;mso-height-relative:page;v-text-anchor:top" o:gfxdata="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"/>
                   </w:pict>
@@ -3946,7 +3946,7 @@
                     </wp:anchor>
                   </w:drawing>
                 </mc:Choice>
-                <mc:Fallback>
+                <mc:Fallback xmlns:w16sdtfl="http://schemas.microsoft.com/office/word/2024/wordml/sdtformatlock" xmlns:w16sdtdh="http://schemas.microsoft.com/office/word/2020/wordml/sdtdatahash" xmlns:w16du="http://schemas.microsoft.com/office/word/2023/wordml/word16du" xmlns:w16="http://schemas.microsoft.com/office/word/2018/wordml" xmlns:w16cid="http://schemas.microsoft.com/office/word/2016/wordml/cid" xmlns:w16cex="http://schemas.microsoft.com/office/word/2018/wordml/cex" xmlns:oel="http://schemas.microsoft.com/office/2019/extlst" xmlns:am3d="http://schemas.microsoft.com/office/drawing/2017/model3d" xmlns:aink="http://schemas.microsoft.com/office/drawing/2016/ink" xmlns:cx8="http://schemas.microsoft.com/office/drawing/2016/5/14/chartex" xmlns:cx7="http://schemas.microsoft.com/office/drawing/2016/5/13/chartex" xmlns:cx6="http://schemas.microsoft.com/office/drawing/2016/5/12/chartex" xmlns:cx5="http://schemas.microsoft.com/office/drawing/2016/5/11/chartex" xmlns:cx4="http://schemas.microsoft.com/office/drawing/2016/5/10/chartex" xmlns:cx3="http://schemas.microsoft.com/office/drawing/2016/5/9/chartex" xmlns:cx2="http://schemas.microsoft.com/office/drawing/2015/10/21/chartex">
                   <w:pict>
                     <v:rect w14:anchorId="152C877B" id="Rectangle 25" o:spid="_x0000_s1026" style="position:absolute;margin-left:4.4pt;margin-top:5.6pt;width:16.6pt;height:15.9pt;z-index:251695104;visibility:visible;mso-wrap-style:square;mso-width-percent:0;mso-height-percent:0;mso-wrap-distance-left:9pt;mso-wrap-distance-top:0;mso-wrap-distance-right:9pt;mso-wrap-distance-bottom:0;mso-position-horizontal:absolute;mso-position-horizontal-relative:text;mso-position-vertical:absolute;mso-position-vertical-relative:text;mso-width-percent:0;mso-height-percent:0;mso-width-relative:page;mso-height-relative:page;v-text-anchor:top" o:gfxdata="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"/>
                   </w:pict>
@@ -4061,7 +4061,7 @@
                     </wp:anchor>
                   </w:drawing>
                 </mc:Choice>
-                <mc:Fallback>
+                <mc:Fallback xmlns:w16sdtfl="http://schemas.microsoft.com/office/word/2024/wordml/sdtformatlock" xmlns:w16sdtdh="http://schemas.microsoft.com/office/word/2020/wordml/sdtdatahash" xmlns:w16du="http://schemas.microsoft.com/office/word/2023/wordml/word16du" xmlns:w16="http://schemas.microsoft.com/office/word/2018/wordml" xmlns:w16cid="http://schemas.microsoft.com/office/word/2016/wordml/cid" xmlns:w16cex="http://schemas.microsoft.com/office/word/2018/wordml/cex" xmlns:oel="http://schemas.microsoft.com/office/2019/extlst" xmlns:am3d="http://schemas.microsoft.com/office/drawing/2017/model3d" xmlns:aink="http://schemas.microsoft.com/office/drawing/2016/ink" xmlns:cx8="http://schemas.microsoft.com/office/drawing/2016/5/14/chartex" xmlns:cx7="http://schemas.microsoft.com/office/drawing/2016/5/13/chartex" xmlns:cx6="http://schemas.microsoft.com/office/drawing/2016/5/12/chartex" xmlns:cx5="http://schemas.microsoft.com/office/drawing/2016/5/11/chartex" xmlns:cx4="http://schemas.microsoft.com/office/drawing/2016/5/10/chartex" xmlns:cx3="http://schemas.microsoft.com/office/drawing/2016/5/9/chartex" xmlns:cx2="http://schemas.microsoft.com/office/drawing/2015/10/21/chartex">
                   <w:pict>
                     <v:rect w14:anchorId="167D9B1D" id="Rectangle 24" o:spid="_x0000_s1026" style="position:absolute;margin-left:3.4pt;margin-top:5pt;width:16.6pt;height:15.9pt;z-index:251694080;visibility:visible;mso-wrap-style:square;mso-width-percent:0;mso-height-percent:0;mso-wrap-distance-left:9pt;mso-wrap-distance-top:0;mso-wrap-distance-right:9pt;mso-wrap-distance-bottom:0;mso-position-horizontal:absolute;mso-position-horizontal-relative:text;mso-position-vertical:absolute;mso-position-vertical-relative:text;mso-width-percent:0;mso-height-percent:0;mso-width-relative:page;mso-height-relative:page;v-text-anchor:top" o:gfxdata="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"/>
                   </w:pict>
@@ -4174,7 +4174,7 @@
                     </wp:anchor>
                   </w:drawing>
                 </mc:Choice>
-                <mc:Fallback>
+                <mc:Fallback xmlns:w16sdtfl="http://schemas.microsoft.com/office/word/2024/wordml/sdtformatlock" xmlns:w16sdtdh="http://schemas.microsoft.com/office/word/2020/wordml/sdtdatahash" xmlns:w16du="http://schemas.microsoft.com/office/word/2023/wordml/word16du" xmlns:w16="http://schemas.microsoft.com/office/word/2018/wordml" xmlns:w16cid="http://schemas.microsoft.com/office/word/2016/wordml/cid" xmlns:w16cex="http://schemas.microsoft.com/office/word/2018/wordml/cex" xmlns:oel="http://schemas.microsoft.com/office/2019/extlst" xmlns:am3d="http://schemas.microsoft.com/office/drawing/2017/model3d" xmlns:aink="http://schemas.microsoft.com/office/drawing/2016/ink" xmlns:cx8="http://schemas.microsoft.com/office/drawing/2016/5/14/chartex" xmlns:cx7="http://schemas.microsoft.com/office/drawing/2016/5/13/chartex" xmlns:cx6="http://schemas.microsoft.com/office/drawing/2016/5/12/chartex" xmlns:cx5="http://schemas.microsoft.com/office/drawing/2016/5/11/chartex" xmlns:cx4="http://schemas.microsoft.com/office/drawing/2016/5/10/chartex" xmlns:cx3="http://schemas.microsoft.com/office/drawing/2016/5/9/chartex" xmlns:cx2="http://schemas.microsoft.com/office/drawing/2015/10/21/chartex">
                   <w:pict>
                     <v:rect w14:anchorId="08AE9C8F" id="Rectangle 23" o:spid="_x0000_s1026" style="position:absolute;margin-left:4.4pt;margin-top:5pt;width:16.6pt;height:15.9pt;z-index:251696128;visibility:visible;mso-wrap-style:square;mso-width-percent:0;mso-height-percent:0;mso-wrap-distance-left:9pt;mso-wrap-distance-top:0;mso-wrap-distance-right:9pt;mso-wrap-distance-bottom:0;mso-position-horizontal:absolute;mso-position-horizontal-relative:text;mso-position-vertical:absolute;mso-position-vertical-relative:text;mso-width-percent:0;mso-height-percent:0;mso-width-relative:page;mso-height-relative:page;v-text-anchor:top" o:gfxdata="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"/>
                   </w:pict>
@@ -4406,7 +4406,7 @@
               </wp:anchor>
             </w:drawing>
           </mc:Choice>
-          <mc:Fallback>
+          <mc:Fallback xmlns:w16sdtfl="http://schemas.microsoft.com/office/word/2024/wordml/sdtformatlock" xmlns:w16sdtdh="http://schemas.microsoft.com/office/word/2020/wordml/sdtdatahash" xmlns:w16du="http://schemas.microsoft.com/office/word/2023/wordml/word16du" xmlns:w16="http://schemas.microsoft.com/office/word/2018/wordml" xmlns:w16cid="http://schemas.microsoft.com/office/word/2016/wordml/cid" xmlns:w16cex="http://schemas.microsoft.com/office/word/2018/wordml/cex" xmlns:oel="http://schemas.microsoft.com/office/2019/extlst" xmlns:am3d="http://schemas.microsoft.com/office/drawing/2017/model3d" xmlns:aink="http://schemas.microsoft.com/office/drawing/2016/ink" xmlns:cx8="http://schemas.microsoft.com/office/drawing/2016/5/14/chartex" xmlns:cx7="http://schemas.microsoft.com/office/drawing/2016/5/13/chartex" xmlns:cx6="http://schemas.microsoft.com/office/drawing/2016/5/12/chartex" xmlns:cx5="http://schemas.microsoft.com/office/drawing/2016/5/11/chartex" xmlns:cx4="http://schemas.microsoft.com/office/drawing/2016/5/10/chartex" xmlns:cx3="http://schemas.microsoft.com/office/drawing/2016/5/9/chartex" xmlns:cx2="http://schemas.microsoft.com/office/drawing/2015/10/21/chartex">
             <w:pict>
               <v:shapetype w14:anchorId="3BE187D5" id="_x0000_t202" coordsize="21600,21600" o:spt="202" path="m,l,21600r21600,l21600,xe">
                 <v:stroke joinstyle="miter"/>
@@ -4497,7 +4497,7 @@
               </wp:anchor>
             </w:drawing>
           </mc:Choice>
-          <mc:Fallback>
+          <mc:Fallback xmlns:w16sdtfl="http://schemas.microsoft.com/office/word/2024/wordml/sdtformatlock" xmlns:w16sdtdh="http://schemas.microsoft.com/office/word/2020/wordml/sdtdatahash" xmlns:w16du="http://schemas.microsoft.com/office/word/2023/wordml/word16du" xmlns:w16="http://schemas.microsoft.com/office/word/2018/wordml" xmlns:w16cid="http://schemas.microsoft.com/office/word/2016/wordml/cid" xmlns:w16cex="http://schemas.microsoft.com/office/word/2018/wordml/cex" xmlns:oel="http://schemas.microsoft.com/office/2019/extlst" xmlns:am3d="http://schemas.microsoft.com/office/drawing/2017/model3d" xmlns:aink="http://schemas.microsoft.com/office/drawing/2016/ink" xmlns:cx8="http://schemas.microsoft.com/office/drawing/2016/5/14/chartex" xmlns:cx7="http://schemas.microsoft.com/office/drawing/2016/5/13/chartex" xmlns:cx6="http://schemas.microsoft.com/office/drawing/2016/5/12/chartex" xmlns:cx5="http://schemas.microsoft.com/office/drawing/2016/5/11/chartex" xmlns:cx4="http://schemas.microsoft.com/office/drawing/2016/5/10/chartex" xmlns:cx3="http://schemas.microsoft.com/office/drawing/2016/5/9/chartex" xmlns:cx2="http://schemas.microsoft.com/office/drawing/2015/10/21/chartex">
             <w:pict>
               <v:shape w14:anchorId="5C85CF53" id="_x0000_s1028" type="#_x0000_t202" style="position:absolute;left:0;text-align:left;margin-left:67.5pt;margin-top:17.05pt;width:22.9pt;height:17.8pt;z-index:251701248;visibility:visible;mso-wrap-style:square;mso-width-percent:0;mso-height-percent:0;mso-wrap-distance-left:9pt;mso-wrap-distance-top:3.6pt;mso-wrap-distance-right:9pt;mso-wrap-distance-bottom:3.6pt;mso-position-horizontal:absolute;mso-position-horizontal-relative:text;mso-position-vertical:absolute;mso-position-vertical-relative:text;mso-width-percent:0;mso-height-percent:0;mso-width-relative:margin;mso-height-relative:margin;v-text-anchor:top" o:gfxdata="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">
                 <v:textbox>
@@ -4621,7 +4621,7 @@
               </wp:anchor>
             </w:drawing>
           </mc:Choice>
-          <mc:Fallback>
+          <mc:Fallback xmlns:w16sdtfl="http://schemas.microsoft.com/office/word/2024/wordml/sdtformatlock" xmlns:w16sdtdh="http://schemas.microsoft.com/office/word/2020/wordml/sdtdatahash" xmlns:w16du="http://schemas.microsoft.com/office/word/2023/wordml/word16du" xmlns:w16="http://schemas.microsoft.com/office/word/2018/wordml" xmlns:w16cid="http://schemas.microsoft.com/office/word/2016/wordml/cid" xmlns:w16cex="http://schemas.microsoft.com/office/word/2018/wordml/cex" xmlns:oel="http://schemas.microsoft.com/office/2019/extlst" xmlns:am3d="http://schemas.microsoft.com/office/drawing/2017/model3d" xmlns:aink="http://schemas.microsoft.com/office/drawing/2016/ink" xmlns:cx8="http://schemas.microsoft.com/office/drawing/2016/5/14/chartex" xmlns:cx7="http://schemas.microsoft.com/office/drawing/2016/5/13/chartex" xmlns:cx6="http://schemas.microsoft.com/office/drawing/2016/5/12/chartex" xmlns:cx5="http://schemas.microsoft.com/office/drawing/2016/5/11/chartex" xmlns:cx4="http://schemas.microsoft.com/office/drawing/2016/5/10/chartex" xmlns:cx3="http://schemas.microsoft.com/office/drawing/2016/5/9/chartex" xmlns:cx2="http://schemas.microsoft.com/office/drawing/2015/10/21/chartex">
             <w:pict>
               <v:shape w14:anchorId="18427E19" id="_x0000_s1029" type="#_x0000_t202" style="position:absolute;left:0;text-align:left;margin-left:28.2pt;margin-top:37.65pt;width:22.9pt;height:17.8pt;z-index:251702272;visibility:visible;mso-wrap-style:square;mso-width-percent:0;mso-height-percent:0;mso-wrap-distance-left:9pt;mso-wrap-distance-top:3.6pt;mso-wrap-distance-right:9pt;mso-wrap-distance-bottom:3.6pt;mso-position-horizontal:absolute;mso-position-horizontal-relative:text;mso-position-vertical:absolute;mso-position-vertical-relative:text;mso-width-percent:0;mso-height-percent:0;mso-width-relative:margin;mso-height-relative:margin;v-text-anchor:top" o:gfxdata="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">
                 <v:textbox>
@@ -5033,7 +5033,7 @@
           <w:szCs w:val="26"/>
           <w:lang w:val="fr-FR" w:eastAsia="zh-CN"/>
         </w:rPr>
-        <w:t>Số nhà B5M khu nhà ở Hoàng Mai, đường DT 747A, tổ 5, khu phố Uyên Hưng 7</w:t>
+        <w:t>Căn B5, Khu dân cư Hoàng Mai, Đường ĐT747A , Tổ 5, Khu Phố 7</w:t>
       </w:r>
     </w:p>
     <w:p>
@@ -5068,6 +5068,8 @@
         </w:rPr>
         <w:t>Phường Tân Uyên</w:t>
       </w:r>
+      <w:bookmarkStart w:id="0" w:name="_GoBack"/>
+      <w:bookmarkEnd w:id="0"/>
     </w:p>
     <w:p>
       <w:pPr>
@@ -5438,7 +5440,7 @@
                     </wp:anchor>
                   </w:drawing>
                 </mc:Choice>
-                <mc:Fallback>
+                <mc:Fallback xmlns:w16sdtfl="http://schemas.microsoft.com/office/word/2024/wordml/sdtformatlock" xmlns:w16sdtdh="http://schemas.microsoft.com/office/word/2020/wordml/sdtdatahash" xmlns:w16du="http://schemas.microsoft.com/office/word/2023/wordml/word16du" xmlns:w16="http://schemas.microsoft.com/office/word/2018/wordml" xmlns:w16cid="http://schemas.microsoft.com/office/word/2016/wordml/cid" xmlns:w16cex="http://schemas.microsoft.com/office/word/2018/wordml/cex" xmlns:oel="http://schemas.microsoft.com/office/2019/extlst" xmlns:am3d="http://schemas.microsoft.com/office/drawing/2017/model3d" xmlns:aink="http://schemas.microsoft.com/office/drawing/2016/ink" xmlns:cx8="http://schemas.microsoft.com/office/drawing/2016/5/14/chartex" xmlns:cx7="http://schemas.microsoft.com/office/drawing/2016/5/13/chartex" xmlns:cx6="http://schemas.microsoft.com/office/drawing/2016/5/12/chartex" xmlns:cx5="http://schemas.microsoft.com/office/drawing/2016/5/11/chartex" xmlns:cx4="http://schemas.microsoft.com/office/drawing/2016/5/10/chartex" xmlns:cx3="http://schemas.microsoft.com/office/drawing/2016/5/9/chartex" xmlns:cx2="http://schemas.microsoft.com/office/drawing/2015/10/21/chartex">
                   <w:pict>
                     <v:shape w14:anchorId="652B9B4F" id="_x0000_s1030" type="#_x0000_t202" style="position:absolute;left:0;text-align:left;margin-left:11.45pt;margin-top:2.55pt;width:22.9pt;height:17.8pt;z-index:251679744;visibility:visible;mso-wrap-style:square;mso-width-percent:0;mso-height-percent:0;mso-wrap-distance-left:9pt;mso-wrap-distance-top:3.6pt;mso-wrap-distance-right:9pt;mso-wrap-distance-bottom:3.6pt;mso-position-horizontal:absolute;mso-position-horizontal-relative:text;mso-position-vertical:absolute;mso-position-vertical-relative:text;mso-width-percent:0;mso-height-percent:0;mso-width-relative:margin;mso-height-relative:margin;v-text-anchor:top" o:gfxdata="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">
                       <v:textbox>
@@ -5574,7 +5576,7 @@
                     </wp:anchor>
                   </w:drawing>
                 </mc:Choice>
-                <mc:Fallback>
+                <mc:Fallback xmlns:w16sdtfl="http://schemas.microsoft.com/office/word/2024/wordml/sdtformatlock" xmlns:w16sdtdh="http://schemas.microsoft.com/office/word/2020/wordml/sdtdatahash" xmlns:w16du="http://schemas.microsoft.com/office/word/2023/wordml/word16du" xmlns:w16="http://schemas.microsoft.com/office/word/2018/wordml" xmlns:w16cid="http://schemas.microsoft.com/office/word/2016/wordml/cid" xmlns:w16cex="http://schemas.microsoft.com/office/word/2018/wordml/cex" xmlns:oel="http://schemas.microsoft.com/office/2019/extlst" xmlns:am3d="http://schemas.microsoft.com/office/drawing/2017/model3d" xmlns:aink="http://schemas.microsoft.com/office/drawing/2016/ink" xmlns:cx8="http://schemas.microsoft.com/office/drawing/2016/5/14/chartex" xmlns:cx7="http://schemas.microsoft.com/office/drawing/2016/5/13/chartex" xmlns:cx6="http://schemas.microsoft.com/office/drawing/2016/5/12/chartex" xmlns:cx5="http://schemas.microsoft.com/office/drawing/2016/5/11/chartex" xmlns:cx4="http://schemas.microsoft.com/office/drawing/2016/5/10/chartex" xmlns:cx3="http://schemas.microsoft.com/office/drawing/2016/5/9/chartex" xmlns:cx2="http://schemas.microsoft.com/office/drawing/2015/10/21/chartex">
                   <w:pict>
                     <v:shape w14:anchorId="67548FB8" id="_x0000_s1031" type="#_x0000_t202" style="position:absolute;left:0;text-align:left;margin-left:11.45pt;margin-top:2.45pt;width:22.9pt;height:17.8pt;z-index:251680768;visibility:visible;mso-wrap-style:square;mso-width-percent:0;mso-height-percent:0;mso-wrap-distance-left:9pt;mso-wrap-distance-top:3.6pt;mso-wrap-distance-right:9pt;mso-wrap-distance-bottom:3.6pt;mso-position-horizontal:absolute;mso-position-horizontal-relative:text;mso-position-vertical:absolute;mso-position-vertical-relative:text;mso-width-percent:0;mso-height-percent:0;mso-width-relative:margin;mso-height-relative:margin;v-text-anchor:top" o:gfxdata="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">
                       <v:textbox>
@@ -5710,7 +5712,7 @@
                     </wp:anchor>
                   </w:drawing>
                 </mc:Choice>
-                <mc:Fallback>
+                <mc:Fallback xmlns:w16sdtfl="http://schemas.microsoft.com/office/word/2024/wordml/sdtformatlock" xmlns:w16sdtdh="http://schemas.microsoft.com/office/word/2020/wordml/sdtdatahash" xmlns:w16du="http://schemas.microsoft.com/office/word/2023/wordml/word16du" xmlns:w16="http://schemas.microsoft.com/office/word/2018/wordml" xmlns:w16cid="http://schemas.microsoft.com/office/word/2016/wordml/cid" xmlns:w16cex="http://schemas.microsoft.com/office/word/2018/wordml/cex" xmlns:oel="http://schemas.microsoft.com/office/2019/extlst" xmlns:am3d="http://schemas.microsoft.com/office/drawing/2017/model3d" xmlns:aink="http://schemas.microsoft.com/office/drawing/2016/ink" xmlns:cx8="http://schemas.microsoft.com/office/drawing/2016/5/14/chartex" xmlns:cx7="http://schemas.microsoft.com/office/drawing/2016/5/13/chartex" xmlns:cx6="http://schemas.microsoft.com/office/drawing/2016/5/12/chartex" xmlns:cx5="http://schemas.microsoft.com/office/drawing/2016/5/11/chartex" xmlns:cx4="http://schemas.microsoft.com/office/drawing/2016/5/10/chartex" xmlns:cx3="http://schemas.microsoft.com/office/drawing/2016/5/9/chartex" xmlns:cx2="http://schemas.microsoft.com/office/drawing/2015/10/21/chartex">
                   <w:pict>
                     <v:shape w14:anchorId="3C08C964" id="_x0000_s1032" type="#_x0000_t202" style="position:absolute;left:0;text-align:left;margin-left:11.45pt;margin-top:2.35pt;width:22.9pt;height:17.8pt;z-index:251681792;visibility:visible;mso-wrap-style:square;mso-width-percent:0;mso-height-percent:0;mso-wrap-distance-left:9pt;mso-wrap-distance-top:3.6pt;mso-wrap-distance-right:9pt;mso-wrap-distance-bottom:3.6pt;mso-position-horizontal:absolute;mso-position-horizontal-relative:text;mso-position-vertical:absolute;mso-position-vertical-relative:text;mso-width-percent:0;mso-height-percent:0;mso-width-relative:margin;mso-height-relative:margin;v-text-anchor:top" o:gfxdata="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">
                       <v:textbox>
@@ -5846,7 +5848,7 @@
                     </wp:anchor>
                   </w:drawing>
                 </mc:Choice>
-                <mc:Fallback>
+                <mc:Fallback xmlns:w16sdtfl="http://schemas.microsoft.com/office/word/2024/wordml/sdtformatlock" xmlns:w16sdtdh="http://schemas.microsoft.com/office/word/2020/wordml/sdtdatahash" xmlns:w16du="http://schemas.microsoft.com/office/word/2023/wordml/word16du" xmlns:w16="http://schemas.microsoft.com/office/word/2018/wordml" xmlns:w16cid="http://schemas.microsoft.com/office/word/2016/wordml/cid" xmlns:w16cex="http://schemas.microsoft.com/office/word/2018/wordml/cex" xmlns:oel="http://schemas.microsoft.com/office/2019/extlst" xmlns:am3d="http://schemas.microsoft.com/office/drawing/2017/model3d" xmlns:aink="http://schemas.microsoft.com/office/drawing/2016/ink" xmlns:cx8="http://schemas.microsoft.com/office/drawing/2016/5/14/chartex" xmlns:cx7="http://schemas.microsoft.com/office/drawing/2016/5/13/chartex" xmlns:cx6="http://schemas.microsoft.com/office/drawing/2016/5/12/chartex" xmlns:cx5="http://schemas.microsoft.com/office/drawing/2016/5/11/chartex" xmlns:cx4="http://schemas.microsoft.com/office/drawing/2016/5/10/chartex" xmlns:cx3="http://schemas.microsoft.com/office/drawing/2016/5/9/chartex" xmlns:cx2="http://schemas.microsoft.com/office/drawing/2015/10/21/chartex">
                   <w:pict>
                     <v:shape w14:anchorId="28A41BCF" id="_x0000_s1033" type="#_x0000_t202" style="position:absolute;left:0;text-align:left;margin-left:11.45pt;margin-top:2.25pt;width:22.9pt;height:17.8pt;z-index:251682816;visibility:visible;mso-wrap-style:square;mso-width-percent:0;mso-height-percent:0;mso-wrap-distance-left:9pt;mso-wrap-distance-top:3.6pt;mso-wrap-distance-right:9pt;mso-wrap-distance-bottom:3.6pt;mso-position-horizontal:absolute;mso-position-horizontal-relative:text;mso-position-vertical:absolute;mso-position-vertical-relative:text;mso-width-percent:0;mso-height-percent:0;mso-width-relative:margin;mso-height-relative:margin;v-text-anchor:top" o:gfxdata="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">
                       <v:textbox>
@@ -5949,7 +5951,7 @@
               </wp:anchor>
             </w:drawing>
           </mc:Choice>
-          <mc:Fallback>
+          <mc:Fallback xmlns:w16sdtfl="http://schemas.microsoft.com/office/word/2024/wordml/sdtformatlock" xmlns:w16sdtdh="http://schemas.microsoft.com/office/word/2020/wordml/sdtdatahash" xmlns:w16du="http://schemas.microsoft.com/office/word/2023/wordml/word16du" xmlns:w16="http://schemas.microsoft.com/office/word/2018/wordml" xmlns:w16cid="http://schemas.microsoft.com/office/word/2016/wordml/cid" xmlns:w16cex="http://schemas.microsoft.com/office/word/2018/wordml/cex" xmlns:oel="http://schemas.microsoft.com/office/2019/extlst" xmlns:am3d="http://schemas.microsoft.com/office/drawing/2017/model3d" xmlns:aink="http://schemas.microsoft.com/office/drawing/2016/ink" xmlns:cx8="http://schemas.microsoft.com/office/drawing/2016/5/14/chartex" xmlns:cx7="http://schemas.microsoft.com/office/drawing/2016/5/13/chartex" xmlns:cx6="http://schemas.microsoft.com/office/drawing/2016/5/12/chartex" xmlns:cx5="http://schemas.microsoft.com/office/drawing/2016/5/11/chartex" xmlns:cx4="http://schemas.microsoft.com/office/drawing/2016/5/10/chartex" xmlns:cx3="http://schemas.microsoft.com/office/drawing/2016/5/9/chartex" xmlns:cx2="http://schemas.microsoft.com/office/drawing/2015/10/21/chartex">
             <w:pict>
               <v:shape w14:anchorId="2FD58A5A" id="_x0000_s1034" type="#_x0000_t202" style="position:absolute;left:0;text-align:left;margin-left:102.5pt;margin-top:44.05pt;width:21pt;height:20.4pt;z-index:251678720;visibility:visible;mso-wrap-style:square;mso-width-percent:0;mso-height-percent:0;mso-wrap-distance-left:9pt;mso-wrap-distance-top:3.6pt;mso-wrap-distance-right:9pt;mso-wrap-distance-bottom:3.6pt;mso-position-horizontal:absolute;mso-position-horizontal-relative:text;mso-position-vertical:absolute;mso-position-vertical-relative:text;mso-width-percent:0;mso-height-percent:0;mso-width-relative:margin;mso-height-relative:margin;v-text-anchor:top" o:gfxdata="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">
                 <v:textbox>
@@ -6079,7 +6081,7 @@
               </wp:anchor>
             </w:drawing>
           </mc:Choice>
-          <mc:Fallback>
+          <mc:Fallback xmlns:w16sdtfl="http://schemas.microsoft.com/office/word/2024/wordml/sdtformatlock" xmlns:w16sdtdh="http://schemas.microsoft.com/office/word/2020/wordml/sdtdatahash" xmlns:w16du="http://schemas.microsoft.com/office/word/2023/wordml/word16du" xmlns:w16="http://schemas.microsoft.com/office/word/2018/wordml" xmlns:w16cid="http://schemas.microsoft.com/office/word/2016/wordml/cid" xmlns:w16cex="http://schemas.microsoft.com/office/word/2018/wordml/cex" xmlns:oel="http://schemas.microsoft.com/office/2019/extlst" xmlns:am3d="http://schemas.microsoft.com/office/drawing/2017/model3d" xmlns:aink="http://schemas.microsoft.com/office/drawing/2016/ink" xmlns:cx8="http://schemas.microsoft.com/office/drawing/2016/5/14/chartex" xmlns:cx7="http://schemas.microsoft.com/office/drawing/2016/5/13/chartex" xmlns:cx6="http://schemas.microsoft.com/office/drawing/2016/5/12/chartex" xmlns:cx5="http://schemas.microsoft.com/office/drawing/2016/5/11/chartex" xmlns:cx4="http://schemas.microsoft.com/office/drawing/2016/5/10/chartex" xmlns:cx3="http://schemas.microsoft.com/office/drawing/2016/5/9/chartex" xmlns:cx2="http://schemas.microsoft.com/office/drawing/2015/10/21/chartex">
             <w:pict>
               <v:shape w14:anchorId="321FD142" id="_x0000_s1035" type="#_x0000_t202" style="position:absolute;left:0;text-align:left;margin-left:23.55pt;margin-top:.9pt;width:19.6pt;height:15.85pt;z-index:251677696;visibility:visible;mso-wrap-style:square;mso-width-percent:0;mso-height-percent:0;mso-wrap-distance-left:9pt;mso-wrap-distance-top:3.6pt;mso-wrap-distance-right:9pt;mso-wrap-distance-bottom:3.6pt;mso-position-horizontal:absolute;mso-position-horizontal-relative:text;mso-position-vertical:absolute;mso-position-vertical-relative:text;mso-width-percent:0;mso-height-percent:0;mso-width-relative:margin;mso-height-relative:margin;v-text-anchor:top" o:gfxdata="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">
                 <v:textbox>
@@ -10170,7 +10172,7 @@
                     </wp:anchor>
                   </w:drawing>
                 </mc:Choice>
-                <mc:Fallback>
+                <mc:Fallback xmlns:w16sdtfl="http://schemas.microsoft.com/office/word/2024/wordml/sdtformatlock" xmlns:w16sdtdh="http://schemas.microsoft.com/office/word/2020/wordml/sdtdatahash" xmlns:w16du="http://schemas.microsoft.com/office/word/2023/wordml/word16du" xmlns:w16="http://schemas.microsoft.com/office/word/2018/wordml" xmlns:w16cid="http://schemas.microsoft.com/office/word/2016/wordml/cid" xmlns:w16cex="http://schemas.microsoft.com/office/word/2018/wordml/cex" xmlns:oel="http://schemas.microsoft.com/office/2019/extlst" xmlns:am3d="http://schemas.microsoft.com/office/drawing/2017/model3d" xmlns:aink="http://schemas.microsoft.com/office/drawing/2016/ink" xmlns:cx8="http://schemas.microsoft.com/office/drawing/2016/5/14/chartex" xmlns:cx7="http://schemas.microsoft.com/office/drawing/2016/5/13/chartex" xmlns:cx6="http://schemas.microsoft.com/office/drawing/2016/5/12/chartex" xmlns:cx5="http://schemas.microsoft.com/office/drawing/2016/5/11/chartex" xmlns:cx4="http://schemas.microsoft.com/office/drawing/2016/5/10/chartex" xmlns:cx3="http://schemas.microsoft.com/office/drawing/2016/5/9/chartex" xmlns:cx2="http://schemas.microsoft.com/office/drawing/2015/10/21/chartex">
                   <w:pict>
                     <v:rect w14:anchorId="0B75D8C4" id="Rectangle 120" o:spid="_x0000_s1026" style="position:absolute;margin-left:-2.05pt;margin-top:7.4pt;width:22.55pt;height:18.8pt;z-index:251664384;visibility:visible;mso-wrap-style:none;mso-width-percent:0;mso-height-percent:0;mso-wrap-distance-left:9pt;mso-wrap-distance-top:0;mso-wrap-distance-right:9pt;mso-wrap-distance-bottom:0;mso-position-horizontal:absolute;mso-position-horizontal-relative:text;mso-position-vertical:absolute;mso-position-vertical-relative:text;mso-width-percent:0;mso-height-percent:0;mso-width-relative:page;mso-height-relative:page;v-text-anchor:middle" o:gfxdata="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" strokeweight=".26mm">
                       <v:stroke endcap="square"/>
@@ -10299,7 +10301,7 @@
                     </wp:anchor>
                   </w:drawing>
                 </mc:Choice>
-                <mc:Fallback>
+                <mc:Fallback xmlns:w16sdtfl="http://schemas.microsoft.com/office/word/2024/wordml/sdtformatlock" xmlns:w16sdtdh="http://schemas.microsoft.com/office/word/2020/wordml/sdtdatahash" xmlns:w16du="http://schemas.microsoft.com/office/word/2023/wordml/word16du" xmlns:w16="http://schemas.microsoft.com/office/word/2018/wordml" xmlns:w16cid="http://schemas.microsoft.com/office/word/2016/wordml/cid" xmlns:w16cex="http://schemas.microsoft.com/office/word/2018/wordml/cex" xmlns:oel="http://schemas.microsoft.com/office/2019/extlst" xmlns:am3d="http://schemas.microsoft.com/office/drawing/2017/model3d" xmlns:aink="http://schemas.microsoft.com/office/drawing/2016/ink" xmlns:cx8="http://schemas.microsoft.com/office/drawing/2016/5/14/chartex" xmlns:cx7="http://schemas.microsoft.com/office/drawing/2016/5/13/chartex" xmlns:cx6="http://schemas.microsoft.com/office/drawing/2016/5/12/chartex" xmlns:cx5="http://schemas.microsoft.com/office/drawing/2016/5/11/chartex" xmlns:cx4="http://schemas.microsoft.com/office/drawing/2016/5/10/chartex" xmlns:cx3="http://schemas.microsoft.com/office/drawing/2016/5/9/chartex" xmlns:cx2="http://schemas.microsoft.com/office/drawing/2015/10/21/chartex">
                   <w:pict>
                     <v:rect w14:anchorId="3A0496DE" id="Rectangle 119" o:spid="_x0000_s1026" style="position:absolute;margin-left:-2pt;margin-top:5.1pt;width:22.5pt;height:18.15pt;z-index:251665408;visibility:visible;mso-wrap-style:none;mso-width-percent:0;mso-height-percent:0;mso-wrap-distance-left:9pt;mso-wrap-distance-top:0;mso-wrap-distance-right:9pt;mso-wrap-distance-bottom:0;mso-position-horizontal:absolute;mso-position-horizontal-relative:text;mso-position-vertical:absolute;mso-position-vertical-relative:text;mso-width-percent:0;mso-height-percent:0;mso-width-relative:page;mso-height-relative:page;v-text-anchor:middle" o:gfxdata="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" strokeweight=".26mm">
                       <v:stroke endcap="square"/>
@@ -10688,7 +10690,7 @@
               </wp:anchor>
             </w:drawing>
           </mc:Choice>
-          <mc:Fallback>
+          <mc:Fallback xmlns:w16sdtfl="http://schemas.microsoft.com/office/word/2024/wordml/sdtformatlock" xmlns:w16sdtdh="http://schemas.microsoft.com/office/word/2020/wordml/sdtdatahash" xmlns:w16du="http://schemas.microsoft.com/office/word/2023/wordml/word16du" xmlns:w16="http://schemas.microsoft.com/office/word/2018/wordml" xmlns:w16cid="http://schemas.microsoft.com/office/word/2016/wordml/cid" xmlns:w16cex="http://schemas.microsoft.com/office/word/2018/wordml/cex" xmlns:oel="http://schemas.microsoft.com/office/2019/extlst" xmlns:am3d="http://schemas.microsoft.com/office/drawing/2017/model3d" xmlns:aink="http://schemas.microsoft.com/office/drawing/2016/ink" xmlns:cx8="http://schemas.microsoft.com/office/drawing/2016/5/14/chartex" xmlns:cx7="http://schemas.microsoft.com/office/drawing/2016/5/13/chartex" xmlns:cx6="http://schemas.microsoft.com/office/drawing/2016/5/12/chartex" xmlns:cx5="http://schemas.microsoft.com/office/drawing/2016/5/11/chartex" xmlns:cx4="http://schemas.microsoft.com/office/drawing/2016/5/10/chartex" xmlns:cx3="http://schemas.microsoft.com/office/drawing/2016/5/9/chartex" xmlns:cx2="http://schemas.microsoft.com/office/drawing/2015/10/21/chartex">
             <w:pict>
               <v:rect w14:anchorId="1FD4D1EF" id="Rectangle 118" o:spid="_x0000_s1036" style="position:absolute;left:0;text-align:left;margin-left:121.45pt;margin-top:5.4pt;width:19.5pt;height:16.5pt;z-index:251687936;visibility:visible;mso-wrap-style:square;mso-width-percent:0;mso-height-percent:0;mso-wrap-distance-left:9pt;mso-wrap-distance-top:0;mso-wrap-distance-right:9pt;mso-wrap-distance-bottom:0;mso-position-horizontal:absolute;mso-position-horizontal-relative:text;mso-position-vertical:absolute;mso-position-vertical-relative:text;mso-width-percent:0;mso-height-percent:0;mso-width-relative:page;mso-height-relative:page;v-text-anchor:top" o:gfxdata="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">
                 <v:textbox>
@@ -10774,7 +10776,7 @@
               </wp:anchor>
             </w:drawing>
           </mc:Choice>
-          <mc:Fallback>
+          <mc:Fallback xmlns:w16sdtfl="http://schemas.microsoft.com/office/word/2024/wordml/sdtformatlock" xmlns:w16sdtdh="http://schemas.microsoft.com/office/word/2020/wordml/sdtdatahash" xmlns:w16du="http://schemas.microsoft.com/office/word/2023/wordml/word16du" xmlns:w16="http://schemas.microsoft.com/office/word/2018/wordml" xmlns:w16cid="http://schemas.microsoft.com/office/word/2016/wordml/cid" xmlns:w16cex="http://schemas.microsoft.com/office/word/2018/wordml/cex" xmlns:oel="http://schemas.microsoft.com/office/2019/extlst" xmlns:am3d="http://schemas.microsoft.com/office/drawing/2017/model3d" xmlns:aink="http://schemas.microsoft.com/office/drawing/2016/ink" xmlns:cx8="http://schemas.microsoft.com/office/drawing/2016/5/14/chartex" xmlns:cx7="http://schemas.microsoft.com/office/drawing/2016/5/13/chartex" xmlns:cx6="http://schemas.microsoft.com/office/drawing/2016/5/12/chartex" xmlns:cx5="http://schemas.microsoft.com/office/drawing/2016/5/11/chartex" xmlns:cx4="http://schemas.microsoft.com/office/drawing/2016/5/10/chartex" xmlns:cx3="http://schemas.microsoft.com/office/drawing/2016/5/9/chartex" xmlns:cx2="http://schemas.microsoft.com/office/drawing/2015/10/21/chartex">
             <w:pict>
               <v:rect w14:anchorId="2C66CF00" id="Rectangle 117" o:spid="_x0000_s1026" style="position:absolute;margin-left:49.65pt;margin-top:5.45pt;width:19.5pt;height:16.5pt;z-index:251686912;visibility:visible;mso-wrap-style:square;mso-width-percent:0;mso-height-percent:0;mso-wrap-distance-left:9pt;mso-wrap-distance-top:0;mso-wrap-distance-right:9pt;mso-wrap-distance-bottom:0;mso-position-horizontal:absolute;mso-position-horizontal-relative:text;mso-position-vertical:absolute;mso-position-vertical-relative:text;mso-width-percent:0;mso-height-percent:0;mso-width-relative:page;mso-height-relative:page;v-text-anchor:top" o:gfxdata="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"/>
             </w:pict>
@@ -14764,7 +14766,7 @@
                           </wp:anchor>
                         </w:drawing>
                       </mc:Choice>
-                      <mc:Fallback>
+                      <mc:Fallback xmlns:w16sdtfl="http://schemas.microsoft.com/office/word/2024/wordml/sdtformatlock" xmlns:w16sdtdh="http://schemas.microsoft.com/office/word/2020/wordml/sdtdatahash" xmlns:w16du="http://schemas.microsoft.com/office/word/2023/wordml/word16du" xmlns:w16="http://schemas.microsoft.com/office/word/2018/wordml" xmlns:w16cid="http://schemas.microsoft.com/office/word/2016/wordml/cid" xmlns:w16cex="http://schemas.microsoft.com/office/word/2018/wordml/cex" xmlns:oel="http://schemas.microsoft.com/office/2019/extlst" xmlns:am3d="http://schemas.microsoft.com/office/drawing/2017/model3d" xmlns:aink="http://schemas.microsoft.com/office/drawing/2016/ink" xmlns:cx8="http://schemas.microsoft.com/office/drawing/2016/5/14/chartex" xmlns:cx7="http://schemas.microsoft.com/office/drawing/2016/5/13/chartex" xmlns:cx6="http://schemas.microsoft.com/office/drawing/2016/5/12/chartex" xmlns:cx5="http://schemas.microsoft.com/office/drawing/2016/5/11/chartex" xmlns:cx4="http://schemas.microsoft.com/office/drawing/2016/5/10/chartex" xmlns:cx3="http://schemas.microsoft.com/office/drawing/2016/5/9/chartex" xmlns:cx2="http://schemas.microsoft.com/office/drawing/2015/10/21/chartex">
                         <w:pict>
                           <v:rect w14:anchorId="173F28B5" id="Rectangle 34" o:spid="_x0000_s1037" style="position:absolute;left:0;text-align:left;margin-left:0;margin-top:.45pt;width:22.75pt;height:18.55pt;z-index:251683840;visibility:visible;mso-wrap-style:none;mso-width-percent:0;mso-height-percent:0;mso-wrap-distance-left:9pt;mso-wrap-distance-top:0;mso-wrap-distance-right:9pt;mso-wrap-distance-bottom:0;mso-position-horizontal:center;mso-position-horizontal-relative:margin;mso-position-vertical:absolute;mso-position-vertical-relative:text;mso-width-percent:0;mso-height-percent:0;mso-width-relative:page;mso-height-relative:page;v-text-anchor:middle" o:gfxdata="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" strokeweight=".26mm">
                             <v:stroke endcap="square"/>
@@ -14888,7 +14890,7 @@
                           </wp:anchor>
                         </w:drawing>
                       </mc:Choice>
-                      <mc:Fallback>
+                      <mc:Fallback xmlns:w16sdtfl="http://schemas.microsoft.com/office/word/2024/wordml/sdtformatlock" xmlns:w16sdtdh="http://schemas.microsoft.com/office/word/2020/wordml/sdtdatahash" xmlns:w16du="http://schemas.microsoft.com/office/word/2023/wordml/word16du" xmlns:w16="http://schemas.microsoft.com/office/word/2018/wordml" xmlns:w16cid="http://schemas.microsoft.com/office/word/2016/wordml/cid" xmlns:w16cex="http://schemas.microsoft.com/office/word/2018/wordml/cex" xmlns:oel="http://schemas.microsoft.com/office/2019/extlst" xmlns:am3d="http://schemas.microsoft.com/office/drawing/2017/model3d" xmlns:aink="http://schemas.microsoft.com/office/drawing/2016/ink" xmlns:cx8="http://schemas.microsoft.com/office/drawing/2016/5/14/chartex" xmlns:cx7="http://schemas.microsoft.com/office/drawing/2016/5/13/chartex" xmlns:cx6="http://schemas.microsoft.com/office/drawing/2016/5/12/chartex" xmlns:cx5="http://schemas.microsoft.com/office/drawing/2016/5/11/chartex" xmlns:cx4="http://schemas.microsoft.com/office/drawing/2016/5/10/chartex" xmlns:cx3="http://schemas.microsoft.com/office/drawing/2016/5/9/chartex" xmlns:cx2="http://schemas.microsoft.com/office/drawing/2015/10/21/chartex">
                         <w:pict>
                           <v:rect w14:anchorId="34AC0C51" id="Rectangle 33" o:spid="_x0000_s1026" style="position:absolute;margin-left:175.95pt;margin-top:1.3pt;width:22.75pt;height:18.55pt;z-index:251685888;visibility:visible;mso-wrap-style:none;mso-width-percent:0;mso-height-percent:0;mso-wrap-distance-left:9pt;mso-wrap-distance-top:0;mso-wrap-distance-right:9pt;mso-wrap-distance-bottom:0;mso-position-horizontal:absolute;mso-position-horizontal-relative:text;mso-position-vertical:absolute;mso-position-vertical-relative:text;mso-width-percent:0;mso-height-percent:0;mso-width-relative:page;mso-height-relative:page;v-text-anchor:middle" o:gfxdata="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" strokeweight=".26mm">
                             <v:stroke endcap="square"/>
@@ -15022,7 +15024,7 @@
                           </wp:anchor>
                         </w:drawing>
                       </mc:Choice>
-                      <mc:Fallback>
+                      <mc:Fallback xmlns:w16sdtfl="http://schemas.microsoft.com/office/word/2024/wordml/sdtformatlock" xmlns:w16sdtdh="http://schemas.microsoft.com/office/word/2020/wordml/sdtdatahash" xmlns:w16du="http://schemas.microsoft.com/office/word/2023/wordml/word16du" xmlns:w16="http://schemas.microsoft.com/office/word/2018/wordml" xmlns:w16cid="http://schemas.microsoft.com/office/word/2016/wordml/cid" xmlns:w16cex="http://schemas.microsoft.com/office/word/2018/wordml/cex" xmlns:oel="http://schemas.microsoft.com/office/2019/extlst" xmlns:am3d="http://schemas.microsoft.com/office/drawing/2017/model3d" xmlns:aink="http://schemas.microsoft.com/office/drawing/2016/ink" xmlns:cx8="http://schemas.microsoft.com/office/drawing/2016/5/14/chartex" xmlns:cx7="http://schemas.microsoft.com/office/drawing/2016/5/13/chartex" xmlns:cx6="http://schemas.microsoft.com/office/drawing/2016/5/12/chartex" xmlns:cx5="http://schemas.microsoft.com/office/drawing/2016/5/11/chartex" xmlns:cx4="http://schemas.microsoft.com/office/drawing/2016/5/10/chartex" xmlns:cx3="http://schemas.microsoft.com/office/drawing/2016/5/9/chartex" xmlns:cx2="http://schemas.microsoft.com/office/drawing/2015/10/21/chartex">
                         <w:pict>
                           <v:rect w14:anchorId="26CB6B16" id="Rectangle 33" o:spid="_x0000_s1026" style="position:absolute;margin-left:0;margin-top:2.9pt;width:22.75pt;height:18.55pt;z-index:251684864;visibility:visible;mso-wrap-style:none;mso-width-percent:0;mso-height-percent:0;mso-wrap-distance-left:9pt;mso-wrap-distance-top:0;mso-wrap-distance-right:9pt;mso-wrap-distance-bottom:0;mso-position-horizontal:center;mso-position-horizontal-relative:margin;mso-position-vertical:absolute;mso-position-vertical-relative:text;mso-width-percent:0;mso-height-percent:0;mso-width-relative:page;mso-height-relative:page;v-text-anchor:middle" o:gfxdata="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" strokeweight=".26mm">
                             <v:stroke endcap="square"/>
@@ -15519,7 +15521,7 @@
                           </wp:anchor>
                         </w:drawing>
                       </mc:Choice>
-                      <mc:Fallback>
+                      <mc:Fallback xmlns:w16sdtfl="http://schemas.microsoft.com/office/word/2024/wordml/sdtformatlock" xmlns:w16sdtdh="http://schemas.microsoft.com/office/word/2020/wordml/sdtdatahash" xmlns:w16du="http://schemas.microsoft.com/office/word/2023/wordml/word16du" xmlns:w16="http://schemas.microsoft.com/office/word/2018/wordml" xmlns:w16cid="http://schemas.microsoft.com/office/word/2016/wordml/cid" xmlns:w16cex="http://schemas.microsoft.com/office/word/2018/wordml/cex" xmlns:oel="http://schemas.microsoft.com/office/2019/extlst" xmlns:am3d="http://schemas.microsoft.com/office/drawing/2017/model3d" xmlns:aink="http://schemas.microsoft.com/office/drawing/2016/ink" xmlns:cx8="http://schemas.microsoft.com/office/drawing/2016/5/14/chartex" xmlns:cx7="http://schemas.microsoft.com/office/drawing/2016/5/13/chartex" xmlns:cx6="http://schemas.microsoft.com/office/drawing/2016/5/12/chartex" xmlns:cx5="http://schemas.microsoft.com/office/drawing/2016/5/11/chartex" xmlns:cx4="http://schemas.microsoft.com/office/drawing/2016/5/10/chartex" xmlns:cx3="http://schemas.microsoft.com/office/drawing/2016/5/9/chartex" xmlns:cx2="http://schemas.microsoft.com/office/drawing/2015/10/21/chartex">
                         <w:pict>
                           <v:rect w14:anchorId="7C933B61" id="Rectangle 112" o:spid="_x0000_s1026" style="position:absolute;margin-left:30.55pt;margin-top:2.4pt;width:20.45pt;height:18.5pt;z-index:251671552;visibility:visible;mso-wrap-style:none;mso-width-percent:0;mso-height-percent:0;mso-wrap-distance-left:9pt;mso-wrap-distance-top:0;mso-wrap-distance-right:9pt;mso-wrap-distance-bottom:0;mso-position-horizontal:absolute;mso-position-horizontal-relative:text;mso-position-vertical:absolute;mso-position-vertical-relative:text;mso-width-percent:0;mso-height-percent:0;mso-width-relative:page;mso-height-relative:page;v-text-anchor:middle" o:gfxdata="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" strokeweight=".26mm">
                             <v:stroke endcap="square"/>
@@ -15633,7 +15635,7 @@
                           </wp:anchor>
                         </w:drawing>
                       </mc:Choice>
-                      <mc:Fallback>
+                      <mc:Fallback xmlns:w16sdtfl="http://schemas.microsoft.com/office/word/2024/wordml/sdtformatlock" xmlns:w16sdtdh="http://schemas.microsoft.com/office/word/2020/wordml/sdtdatahash" xmlns:w16du="http://schemas.microsoft.com/office/word/2023/wordml/word16du" xmlns:w16="http://schemas.microsoft.com/office/word/2018/wordml" xmlns:w16cid="http://schemas.microsoft.com/office/word/2016/wordml/cid" xmlns:w16cex="http://schemas.microsoft.com/office/word/2018/wordml/cex" xmlns:oel="http://schemas.microsoft.com/office/2019/extlst" xmlns:am3d="http://schemas.microsoft.com/office/drawing/2017/model3d" xmlns:aink="http://schemas.microsoft.com/office/drawing/2016/ink" xmlns:cx8="http://schemas.microsoft.com/office/drawing/2016/5/14/chartex" xmlns:cx7="http://schemas.microsoft.com/office/drawing/2016/5/13/chartex" xmlns:cx6="http://schemas.microsoft.com/office/drawing/2016/5/12/chartex" xmlns:cx5="http://schemas.microsoft.com/office/drawing/2016/5/11/chartex" xmlns:cx4="http://schemas.microsoft.com/office/drawing/2016/5/10/chartex" xmlns:cx3="http://schemas.microsoft.com/office/drawing/2016/5/9/chartex" xmlns:cx2="http://schemas.microsoft.com/office/drawing/2015/10/21/chartex">
                         <w:pict>
                           <v:rect w14:anchorId="54E47F23" id="Rectangle 111" o:spid="_x0000_s1038" style="position:absolute;left:0;text-align:left;margin-left:46.65pt;margin-top:2.4pt;width:20.45pt;height:18.5pt;z-index:251672576;visibility:visible;mso-wrap-style:none;mso-width-percent:0;mso-height-percent:0;mso-wrap-distance-left:9pt;mso-wrap-distance-top:0;mso-wrap-distance-right:9pt;mso-wrap-distance-bottom:0;mso-position-horizontal:absolute;mso-position-horizontal-relative:text;mso-position-vertical:absolute;mso-position-vertical-relative:text;mso-width-percent:0;mso-height-percent:0;mso-width-relative:page;mso-height-relative:page;v-text-anchor:middle" o:gfxdata="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" strokeweight=".26mm">
                             <v:stroke endcap="square"/>
@@ -15946,7 +15948,7 @@
                     </wp:anchor>
                   </w:drawing>
                 </mc:Choice>
-                <mc:Fallback>
+                <mc:Fallback xmlns:w16sdtfl="http://schemas.microsoft.com/office/word/2024/wordml/sdtformatlock" xmlns:w16sdtdh="http://schemas.microsoft.com/office/word/2020/wordml/sdtdatahash" xmlns:w16du="http://schemas.microsoft.com/office/word/2023/wordml/word16du" xmlns:w16="http://schemas.microsoft.com/office/word/2018/wordml" xmlns:w16cid="http://schemas.microsoft.com/office/word/2016/wordml/cid" xmlns:w16cex="http://schemas.microsoft.com/office/word/2018/wordml/cex" xmlns:oel="http://schemas.microsoft.com/office/2019/extlst" xmlns:am3d="http://schemas.microsoft.com/office/drawing/2017/model3d" xmlns:aink="http://schemas.microsoft.com/office/drawing/2016/ink" xmlns:cx8="http://schemas.microsoft.com/office/drawing/2016/5/14/chartex" xmlns:cx7="http://schemas.microsoft.com/office/drawing/2016/5/13/chartex" xmlns:cx6="http://schemas.microsoft.com/office/drawing/2016/5/12/chartex" xmlns:cx5="http://schemas.microsoft.com/office/drawing/2016/5/11/chartex" xmlns:cx4="http://schemas.microsoft.com/office/drawing/2016/5/10/chartex" xmlns:cx3="http://schemas.microsoft.com/office/drawing/2016/5/9/chartex" xmlns:cx2="http://schemas.microsoft.com/office/drawing/2015/10/21/chartex">
                   <w:pict>
                     <v:rect w14:anchorId="3910D809" id="Rectangle 110" o:spid="_x0000_s1039" style="position:absolute;left:0;text-align:left;margin-left:9.6pt;margin-top:3.45pt;width:20.45pt;height:18.5pt;z-index:251667456;visibility:visible;mso-wrap-style:none;mso-width-percent:0;mso-height-percent:0;mso-wrap-distance-left:9pt;mso-wrap-distance-top:0;mso-wrap-distance-right:9pt;mso-wrap-distance-bottom:0;mso-position-horizontal:absolute;mso-position-horizontal-relative:text;mso-position-vertical:absolute;mso-position-vertical-relative:text;mso-width-percent:0;mso-height-percent:0;mso-width-relative:page;mso-height-relative:page;v-text-anchor:middle" o:gfxdata="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" strokeweight=".26mm">
                       <v:stroke endcap="square"/>
@@ -16107,7 +16109,7 @@
                     </wp:anchor>
                   </w:drawing>
                 </mc:Choice>
-                <mc:Fallback>
+                <mc:Fallback xmlns:w16sdtfl="http://schemas.microsoft.com/office/word/2024/wordml/sdtformatlock" xmlns:w16sdtdh="http://schemas.microsoft.com/office/word/2020/wordml/sdtdatahash" xmlns:w16du="http://schemas.microsoft.com/office/word/2023/wordml/word16du" xmlns:w16="http://schemas.microsoft.com/office/word/2018/wordml" xmlns:w16cid="http://schemas.microsoft.com/office/word/2016/wordml/cid" xmlns:w16cex="http://schemas.microsoft.com/office/word/2018/wordml/cex" xmlns:oel="http://schemas.microsoft.com/office/2019/extlst" xmlns:am3d="http://schemas.microsoft.com/office/drawing/2017/model3d" xmlns:aink="http://schemas.microsoft.com/office/drawing/2016/ink" xmlns:cx8="http://schemas.microsoft.com/office/drawing/2016/5/14/chartex" xmlns:cx7="http://schemas.microsoft.com/office/drawing/2016/5/13/chartex" xmlns:cx6="http://schemas.microsoft.com/office/drawing/2016/5/12/chartex" xmlns:cx5="http://schemas.microsoft.com/office/drawing/2016/5/11/chartex" xmlns:cx4="http://schemas.microsoft.com/office/drawing/2016/5/10/chartex" xmlns:cx3="http://schemas.microsoft.com/office/drawing/2016/5/9/chartex" xmlns:cx2="http://schemas.microsoft.com/office/drawing/2015/10/21/chartex">
                   <w:pict>
                     <v:rect w14:anchorId="76027F07" id="Rectangle 109" o:spid="_x0000_s1026" style="position:absolute;margin-left:10.4pt;margin-top:5.95pt;width:20.45pt;height:18.5pt;z-index:251668480;visibility:visible;mso-wrap-style:none;mso-width-percent:0;mso-height-percent:0;mso-wrap-distance-left:9pt;mso-wrap-distance-top:0;mso-wrap-distance-right:9pt;mso-wrap-distance-bottom:0;mso-position-horizontal:absolute;mso-position-horizontal-relative:text;mso-position-vertical:absolute;mso-position-vertical-relative:text;mso-width-percent:0;mso-height-percent:0;mso-width-relative:page;mso-height-relative:page;v-text-anchor:middle" o:gfxdata="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" strokeweight=".26mm">
                       <v:stroke endcap="square"/>
@@ -16256,7 +16258,7 @@
                     </wp:anchor>
                   </w:drawing>
                 </mc:Choice>
-                <mc:Fallback>
+                <mc:Fallback xmlns:w16sdtfl="http://schemas.microsoft.com/office/word/2024/wordml/sdtformatlock" xmlns:w16sdtdh="http://schemas.microsoft.com/office/word/2020/wordml/sdtdatahash" xmlns:w16du="http://schemas.microsoft.com/office/word/2023/wordml/word16du" xmlns:w16="http://schemas.microsoft.com/office/word/2018/wordml" xmlns:w16cid="http://schemas.microsoft.com/office/word/2016/wordml/cid" xmlns:w16cex="http://schemas.microsoft.com/office/word/2018/wordml/cex" xmlns:oel="http://schemas.microsoft.com/office/2019/extlst" xmlns:am3d="http://schemas.microsoft.com/office/drawing/2017/model3d" xmlns:aink="http://schemas.microsoft.com/office/drawing/2016/ink" xmlns:cx8="http://schemas.microsoft.com/office/drawing/2016/5/14/chartex" xmlns:cx7="http://schemas.microsoft.com/office/drawing/2016/5/13/chartex" xmlns:cx6="http://schemas.microsoft.com/office/drawing/2016/5/12/chartex" xmlns:cx5="http://schemas.microsoft.com/office/drawing/2016/5/11/chartex" xmlns:cx4="http://schemas.microsoft.com/office/drawing/2016/5/10/chartex" xmlns:cx3="http://schemas.microsoft.com/office/drawing/2016/5/9/chartex" xmlns:cx2="http://schemas.microsoft.com/office/drawing/2015/10/21/chartex">
                   <w:pict>
                     <v:rect w14:anchorId="725E53DB" id="Rectangle 108" o:spid="_x0000_s1026" style="position:absolute;margin-left:10.4pt;margin-top:6.2pt;width:20.45pt;height:18.5pt;z-index:251669504;visibility:visible;mso-wrap-style:none;mso-width-percent:0;mso-height-percent:0;mso-wrap-distance-left:9pt;mso-wrap-distance-top:0;mso-wrap-distance-right:9pt;mso-wrap-distance-bottom:0;mso-position-horizontal:absolute;mso-position-horizontal-relative:text;mso-position-vertical:absolute;mso-position-vertical-relative:text;mso-width-percent:0;mso-height-percent:0;mso-width-relative:page;mso-height-relative:page;v-text-anchor:middle" o:gfxdata="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" strokeweight=".26mm">
                       <v:stroke endcap="square"/>
@@ -16411,7 +16413,7 @@
                     </wp:anchor>
                   </w:drawing>
                 </mc:Choice>
-                <mc:Fallback>
+                <mc:Fallback xmlns:w16sdtfl="http://schemas.microsoft.com/office/word/2024/wordml/sdtformatlock" xmlns:w16sdtdh="http://schemas.microsoft.com/office/word/2020/wordml/sdtdatahash" xmlns:w16du="http://schemas.microsoft.com/office/word/2023/wordml/word16du" xmlns:w16="http://schemas.microsoft.com/office/word/2018/wordml" xmlns:w16cid="http://schemas.microsoft.com/office/word/2016/wordml/cid" xmlns:w16cex="http://schemas.microsoft.com/office/word/2018/wordml/cex" xmlns:oel="http://schemas.microsoft.com/office/2019/extlst" xmlns:am3d="http://schemas.microsoft.com/office/drawing/2017/model3d" xmlns:aink="http://schemas.microsoft.com/office/drawing/2016/ink" xmlns:cx8="http://schemas.microsoft.com/office/drawing/2016/5/14/chartex" xmlns:cx7="http://schemas.microsoft.com/office/drawing/2016/5/13/chartex" xmlns:cx6="http://schemas.microsoft.com/office/drawing/2016/5/12/chartex" xmlns:cx5="http://schemas.microsoft.com/office/drawing/2016/5/11/chartex" xmlns:cx4="http://schemas.microsoft.com/office/drawing/2016/5/10/chartex" xmlns:cx3="http://schemas.microsoft.com/office/drawing/2016/5/9/chartex" xmlns:cx2="http://schemas.microsoft.com/office/drawing/2015/10/21/chartex">
                   <w:pict>
                     <v:rect w14:anchorId="37CCEB8B" id="Rectangle 107" o:spid="_x0000_s1026" style="position:absolute;margin-left:10.45pt;margin-top:7.5pt;width:20.45pt;height:18.5pt;z-index:251670528;visibility:visible;mso-wrap-style:none;mso-width-percent:0;mso-height-percent:0;mso-wrap-distance-left:9pt;mso-wrap-distance-top:0;mso-wrap-distance-right:9pt;mso-wrap-distance-bottom:0;mso-position-horizontal:absolute;mso-position-horizontal-relative:text;mso-position-vertical:absolute;mso-position-vertical-relative:text;mso-width-percent:0;mso-height-percent:0;mso-width-relative:page;mso-height-relative:page;v-text-anchor:middle" o:gfxdata="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" strokeweight=".26mm">
                       <v:stroke endcap="square"/>
@@ -16680,7 +16682,7 @@
                     </wp:anchor>
                   </w:drawing>
                 </mc:Choice>
-                <mc:Fallback>
+                <mc:Fallback xmlns:w16sdtfl="http://schemas.microsoft.com/office/word/2024/wordml/sdtformatlock" xmlns:w16sdtdh="http://schemas.microsoft.com/office/word/2020/wordml/sdtdatahash" xmlns:w16du="http://schemas.microsoft.com/office/word/2023/wordml/word16du" xmlns:w16="http://schemas.microsoft.com/office/word/2018/wordml" xmlns:w16cid="http://schemas.microsoft.com/office/word/2016/wordml/cid" xmlns:w16cex="http://schemas.microsoft.com/office/word/2018/wordml/cex" xmlns:oel="http://schemas.microsoft.com/office/2019/extlst" xmlns:am3d="http://schemas.microsoft.com/office/drawing/2017/model3d" xmlns:aink="http://schemas.microsoft.com/office/drawing/2016/ink" xmlns:cx8="http://schemas.microsoft.com/office/drawing/2016/5/14/chartex" xmlns:cx7="http://schemas.microsoft.com/office/drawing/2016/5/13/chartex" xmlns:cx6="http://schemas.microsoft.com/office/drawing/2016/5/12/chartex" xmlns:cx5="http://schemas.microsoft.com/office/drawing/2016/5/11/chartex" xmlns:cx4="http://schemas.microsoft.com/office/drawing/2016/5/10/chartex" xmlns:cx3="http://schemas.microsoft.com/office/drawing/2016/5/9/chartex" xmlns:cx2="http://schemas.microsoft.com/office/drawing/2015/10/21/chartex">
                   <w:pict>
                     <v:rect w14:anchorId="49491E61" id="Rectangle 62" o:spid="_x0000_s1040" style="position:absolute;left:0;text-align:left;margin-left:-4.15pt;margin-top:2.1pt;width:20.45pt;height:18.5pt;z-index:251675648;visibility:visible;mso-wrap-style:none;mso-width-percent:0;mso-height-percent:0;mso-wrap-distance-left:9pt;mso-wrap-distance-top:0;mso-wrap-distance-right:9pt;mso-wrap-distance-bottom:0;mso-position-horizontal:absolute;mso-position-horizontal-relative:text;mso-position-vertical:absolute;mso-position-vertical-relative:text;mso-width-percent:0;mso-height-percent:0;mso-width-relative:page;mso-height-relative:page;v-text-anchor:middle" o:gfxdata="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" strokeweight=".26mm">
                       <v:stroke endcap="square"/>
@@ -16796,7 +16798,7 @@
                     </wp:anchor>
                   </w:drawing>
                 </mc:Choice>
-                <mc:Fallback>
+                <mc:Fallback xmlns:w16sdtfl="http://schemas.microsoft.com/office/word/2024/wordml/sdtformatlock" xmlns:w16sdtdh="http://schemas.microsoft.com/office/word/2020/wordml/sdtdatahash" xmlns:w16du="http://schemas.microsoft.com/office/word/2023/wordml/word16du" xmlns:w16="http://schemas.microsoft.com/office/word/2018/wordml" xmlns:w16cid="http://schemas.microsoft.com/office/word/2016/wordml/cid" xmlns:w16cex="http://schemas.microsoft.com/office/word/2018/wordml/cex" xmlns:oel="http://schemas.microsoft.com/office/2019/extlst" xmlns:am3d="http://schemas.microsoft.com/office/drawing/2017/model3d" xmlns:aink="http://schemas.microsoft.com/office/drawing/2016/ink" xmlns:cx8="http://schemas.microsoft.com/office/drawing/2016/5/14/chartex" xmlns:cx7="http://schemas.microsoft.com/office/drawing/2016/5/13/chartex" xmlns:cx6="http://schemas.microsoft.com/office/drawing/2016/5/12/chartex" xmlns:cx5="http://schemas.microsoft.com/office/drawing/2016/5/11/chartex" xmlns:cx4="http://schemas.microsoft.com/office/drawing/2016/5/10/chartex" xmlns:cx3="http://schemas.microsoft.com/office/drawing/2016/5/9/chartex" xmlns:cx2="http://schemas.microsoft.com/office/drawing/2015/10/21/chartex">
                   <w:pict>
                     <v:rect w14:anchorId="5EF22C8A" id="Rectangle 63" o:spid="_x0000_s1026" style="position:absolute;margin-left:-1.1pt;margin-top:1.25pt;width:20.45pt;height:18.5pt;z-index:251673600;visibility:visible;mso-wrap-style:none;mso-width-percent:0;mso-height-percent:0;mso-wrap-distance-left:9pt;mso-wrap-distance-top:0;mso-wrap-distance-right:9pt;mso-wrap-distance-bottom:0;mso-position-horizontal:absolute;mso-position-horizontal-relative:text;mso-position-vertical:absolute;mso-position-vertical-relative:text;mso-width-percent:0;mso-height-percent:0;mso-width-relative:page;mso-height-relative:page;v-text-anchor:middle" o:gfxdata="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" strokeweight=".26mm">
                       <v:stroke endcap="square"/>
@@ -16900,7 +16902,7 @@
                     </wp:anchor>
                   </w:drawing>
                 </mc:Choice>
-                <mc:Fallback>
+                <mc:Fallback xmlns:w16sdtfl="http://schemas.microsoft.com/office/word/2024/wordml/sdtformatlock" xmlns:w16sdtdh="http://schemas.microsoft.com/office/word/2020/wordml/sdtdatahash" xmlns:w16du="http://schemas.microsoft.com/office/word/2023/wordml/word16du" xmlns:w16="http://schemas.microsoft.com/office/word/2018/wordml" xmlns:w16cid="http://schemas.microsoft.com/office/word/2016/wordml/cid" xmlns:w16cex="http://schemas.microsoft.com/office/word/2018/wordml/cex" xmlns:oel="http://schemas.microsoft.com/office/2019/extlst" xmlns:am3d="http://schemas.microsoft.com/office/drawing/2017/model3d" xmlns:aink="http://schemas.microsoft.com/office/drawing/2016/ink" xmlns:cx8="http://schemas.microsoft.com/office/drawing/2016/5/14/chartex" xmlns:cx7="http://schemas.microsoft.com/office/drawing/2016/5/13/chartex" xmlns:cx6="http://schemas.microsoft.com/office/drawing/2016/5/12/chartex" xmlns:cx5="http://schemas.microsoft.com/office/drawing/2016/5/11/chartex" xmlns:cx4="http://schemas.microsoft.com/office/drawing/2016/5/10/chartex" xmlns:cx3="http://schemas.microsoft.com/office/drawing/2016/5/9/chartex" xmlns:cx2="http://schemas.microsoft.com/office/drawing/2015/10/21/chartex">
                   <w:pict>
                     <v:rect w14:anchorId="0FE1A6DA" id="Rectangle 106" o:spid="_x0000_s1026" style="position:absolute;margin-left:4.55pt;margin-top:1.35pt;width:20.45pt;height:18.5pt;z-index:251674624;visibility:visible;mso-wrap-style:none;mso-width-percent:0;mso-height-percent:0;mso-wrap-distance-left:9pt;mso-wrap-distance-top:0;mso-wrap-distance-right:9pt;mso-wrap-distance-bottom:0;mso-position-horizontal:absolute;mso-position-horizontal-relative:text;mso-position-vertical:absolute;mso-position-vertical-relative:text;mso-width-percent:0;mso-height-percent:0;mso-width-relative:page;mso-height-relative:page;v-text-anchor:middle" o:gfxdata="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" strokeweight=".26mm">
                       <v:stroke endcap="square"/>
@@ -17170,7 +17172,7 @@
                     </wp:anchor>
                   </w:drawing>
                 </mc:Choice>
-                <mc:Fallback>
+                <mc:Fallback xmlns:w16sdtfl="http://schemas.microsoft.com/office/word/2024/wordml/sdtformatlock" xmlns:w16sdtdh="http://schemas.microsoft.com/office/word/2020/wordml/sdtdatahash" xmlns:w16du="http://schemas.microsoft.com/office/word/2023/wordml/word16du" xmlns:w16="http://schemas.microsoft.com/office/word/2018/wordml" xmlns:w16cid="http://schemas.microsoft.com/office/word/2016/wordml/cid" xmlns:w16cex="http://schemas.microsoft.com/office/word/2018/wordml/cex" xmlns:oel="http://schemas.microsoft.com/office/2019/extlst" xmlns:am3d="http://schemas.microsoft.com/office/drawing/2017/model3d" xmlns:aink="http://schemas.microsoft.com/office/drawing/2016/ink" xmlns:cx8="http://schemas.microsoft.com/office/drawing/2016/5/14/chartex" xmlns:cx7="http://schemas.microsoft.com/office/drawing/2016/5/13/chartex" xmlns:cx6="http://schemas.microsoft.com/office/drawing/2016/5/12/chartex" xmlns:cx5="http://schemas.microsoft.com/office/drawing/2016/5/11/chartex" xmlns:cx4="http://schemas.microsoft.com/office/drawing/2016/5/10/chartex" xmlns:cx3="http://schemas.microsoft.com/office/drawing/2016/5/9/chartex" xmlns:cx2="http://schemas.microsoft.com/office/drawing/2015/10/21/chartex">
                   <w:pict>
                     <v:rect w14:anchorId="69133DAD" id="Rectangle 19" o:spid="_x0000_s1026" style="position:absolute;margin-left:103.8pt;margin-top:3.1pt;width:20.45pt;height:18.5pt;z-index:251698176;visibility:visible;mso-wrap-style:none;mso-width-percent:0;mso-height-percent:0;mso-wrap-distance-left:9pt;mso-wrap-distance-top:0;mso-wrap-distance-right:9pt;mso-wrap-distance-bottom:0;mso-position-horizontal:absolute;mso-position-horizontal-relative:text;mso-position-vertical:absolute;mso-position-vertical-relative:text;mso-width-percent:0;mso-height-percent:0;mso-width-relative:page;mso-height-relative:page;v-text-anchor:middle" o:gfxdata="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" strokeweight=".26mm">
                       <v:stroke endcap="square"/>
@@ -17257,7 +17259,7 @@
                     </wp:anchor>
                   </w:drawing>
                 </mc:Choice>
-                <mc:Fallback>
+                <mc:Fallback xmlns:w16sdtfl="http://schemas.microsoft.com/office/word/2024/wordml/sdtformatlock" xmlns:w16sdtdh="http://schemas.microsoft.com/office/word/2020/wordml/sdtdatahash" xmlns:w16du="http://schemas.microsoft.com/office/word/2023/wordml/word16du" xmlns:w16="http://schemas.microsoft.com/office/word/2018/wordml" xmlns:w16cid="http://schemas.microsoft.com/office/word/2016/wordml/cid" xmlns:w16cex="http://schemas.microsoft.com/office/word/2018/wordml/cex" xmlns:oel="http://schemas.microsoft.com/office/2019/extlst" xmlns:am3d="http://schemas.microsoft.com/office/drawing/2017/model3d" xmlns:aink="http://schemas.microsoft.com/office/drawing/2016/ink" xmlns:cx8="http://schemas.microsoft.com/office/drawing/2016/5/14/chartex" xmlns:cx7="http://schemas.microsoft.com/office/drawing/2016/5/13/chartex" xmlns:cx6="http://schemas.microsoft.com/office/drawing/2016/5/12/chartex" xmlns:cx5="http://schemas.microsoft.com/office/drawing/2016/5/11/chartex" xmlns:cx4="http://schemas.microsoft.com/office/drawing/2016/5/10/chartex" xmlns:cx3="http://schemas.microsoft.com/office/drawing/2016/5/9/chartex" xmlns:cx2="http://schemas.microsoft.com/office/drawing/2015/10/21/chartex">
                   <w:pict>
                     <v:rect w14:anchorId="2D58960C" id="Rectangle 1421169829" o:spid="_x0000_s1041" style="position:absolute;left:0;text-align:left;margin-left:-35.75pt;margin-top:2.55pt;width:20.45pt;height:18.5pt;z-index:251697152;visibility:visible;mso-wrap-style:none;mso-width-percent:0;mso-height-percent:0;mso-wrap-distance-left:9pt;mso-wrap-distance-top:0;mso-wrap-distance-right:9pt;mso-wrap-distance-bottom:0;mso-position-horizontal:absolute;mso-position-horizontal-relative:text;mso-position-vertical:absolute;mso-position-vertical-relative:text;mso-width-percent:0;mso-height-percent:0;mso-width-relative:page;mso-height-relative:page;v-text-anchor:middle" o:gfxdata="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" strokeweight=".26mm">
                       <v:stroke endcap="square"/>
@@ -17845,7 +17847,7 @@
 </file>
 
 <file path=word/endnotes.xml><?xml version="1.0" encoding="utf-8"?>
-<w:endnotes xmlns:wpc="http://schemas.microsoft.com/office/word/2010/wordprocessingCanvas" xmlns:cx="http://schemas.microsoft.com/office/drawing/2014/chartex" xmlns:cx1="http://schemas.microsoft.com/office/drawing/2015/9/8/chartex" xmlns:cx2="http://schemas.microsoft.com/office/drawing/2015/10/21/chartex" xmlns:cx3="http://schemas.microsoft.com/office/drawing/2016/5/9/chartex" xmlns:cx4="http://schemas.microsoft.com/office/drawing/2016/5/10/chartex" xmlns:cx5="http://schemas.microsoft.com/office/drawing/2016/5/11/chartex" xmlns:cx6="http://schemas.microsoft.com/office/drawing/2016/5/12/chartex" xmlns:cx7="http://schemas.microsoft.com/office/drawing/2016/5/13/chartex" xmlns:cx8="http://schemas.microsoft.com/office/drawing/2016/5/14/chartex" xmlns:mc="http://schemas.openxmlformats.org/markup-compatibility/2006" xmlns:aink="http://schemas.microsoft.com/office/drawing/2016/ink" xmlns:am3d="http://schemas.microsoft.com/office/drawing/2017/model3d" xmlns:o="urn:schemas-microsoft-com:office:office" xmlns:oel="http://schemas.microsoft.com/office/2019/extlst" xmlns:r="http://schemas.openxmlformats.org/officeDocument/2006/relationships" xmlns:m="http://schemas.openxmlformats.org/officeDocument/2006/math" xmlns:v="urn:schemas-microsoft-com:vml" xmlns:wp14="http://schemas.microsoft.com/office/word/2010/wordprocessingDrawing" xmlns:wp="http://schemas.openxmlformats.org/drawingml/2006/wordprocessingDrawing" xmlns:w10="urn:schemas-microsoft-com:office:word" xmlns:w="http://schemas.openxmlformats.org/wordprocessingml/2006/main" xmlns:w14="http://schemas.microsoft.com/office/word/2010/wordml" xmlns:w15="http://schemas.microsoft.com/office/word/2012/wordml" xmlns:w16cex="http://schemas.microsoft.com/office/word/2018/wordml/cex" xmlns:w16cid="http://schemas.microsoft.com/office/word/2016/wordml/cid" xmlns:w16="http://schemas.microsoft.com/office/word/2018/wordml" xmlns:w16du="http://schemas.microsoft.com/office/word/2023/wordml/word16du" xmlns:w16sdtdh="http://schemas.microsoft.com/office/word/2020/wordml/sdtdatahash" xmlns:w16sdtfl="http://schemas.microsoft.com/office/word/2024/wordml/sdtformatlock" xmlns:w16se="http://schemas.microsoft.com/office/word/2015/wordml/symex" xmlns:wpg="http://schemas.microsoft.com/office/word/2010/wordprocessingGroup" xmlns:wpi="http://schemas.microsoft.com/office/word/2010/wordprocessingInk" xmlns:wne="http://schemas.microsoft.com/office/word/2006/wordml" xmlns:wps="http://schemas.microsoft.com/office/word/2010/wordprocessingShape" mc:Ignorable="w14 w15 w16se w16cid w16 w16cex w16sdtdh w16sdtfl w16du wp14">
+<w:endnotes xmlns:wpc="http://schemas.microsoft.com/office/word/2010/wordprocessingCanvas" xmlns:cx="http://schemas.microsoft.com/office/drawing/2014/chartex" xmlns:cx1="http://schemas.microsoft.com/office/drawing/2015/9/8/chartex" xmlns:mc="http://schemas.openxmlformats.org/markup-compatibility/2006" xmlns:o="urn:schemas-microsoft-com:office:office" xmlns:r="http://schemas.openxmlformats.org/officeDocument/2006/relationships" xmlns:m="http://schemas.openxmlformats.org/officeDocument/2006/math" xmlns:v="urn:schemas-microsoft-com:vml" xmlns:wp14="http://schemas.microsoft.com/office/word/2010/wordprocessingDrawing" xmlns:wp="http://schemas.openxmlformats.org/drawingml/2006/wordprocessingDrawing" xmlns:w10="urn:schemas-microsoft-com:office:word" xmlns:w="http://schemas.openxmlformats.org/wordprocessingml/2006/main" xmlns:w14="http://schemas.microsoft.com/office/word/2010/wordml" xmlns:w15="http://schemas.microsoft.com/office/word/2012/wordml" xmlns:w16se="http://schemas.microsoft.com/office/word/2015/wordml/symex" xmlns:wpg="http://schemas.microsoft.com/office/word/2010/wordprocessingGroup" xmlns:wpi="http://schemas.microsoft.com/office/word/2010/wordprocessingInk" xmlns:wne="http://schemas.microsoft.com/office/word/2006/wordml" xmlns:wps="http://schemas.microsoft.com/office/word/2010/wordprocessingShape" mc:Ignorable="w14 w15 w16se wp14">
   <w:endnote w:type="separator" w:id="-1">
     <w:p>
       <w:pPr>
@@ -17870,7 +17872,7 @@
 </file>
 
 <file path=word/footnotes.xml><?xml version="1.0" encoding="utf-8"?>
-<w:footnotes xmlns:wpc="http://schemas.microsoft.com/office/word/2010/wordprocessingCanvas" xmlns:cx="http://schemas.microsoft.com/office/drawing/2014/chartex" xmlns:cx1="http://schemas.microsoft.com/office/drawing/2015/9/8/chartex" xmlns:cx2="http://schemas.microsoft.com/office/drawing/2015/10/21/chartex" xmlns:cx3="http://schemas.microsoft.com/office/drawing/2016/5/9/chartex" xmlns:cx4="http://schemas.microsoft.com/office/drawing/2016/5/10/chartex" xmlns:cx5="http://schemas.microsoft.com/office/drawing/2016/5/11/chartex" xmlns:cx6="http://schemas.microsoft.com/office/drawing/2016/5/12/chartex" xmlns:cx7="http://schemas.microsoft.com/office/drawing/2016/5/13/chartex" xmlns:cx8="http://schemas.microsoft.com/office/drawing/2016/5/14/chartex" xmlns:mc="http://schemas.openxmlformats.org/markup-compatibility/2006" xmlns:aink="http://schemas.microsoft.com/office/drawing/2016/ink" xmlns:am3d="http://schemas.microsoft.com/office/drawing/2017/model3d" xmlns:o="urn:schemas-microsoft-com:office:office" xmlns:oel="http://schemas.microsoft.com/office/2019/extlst" xmlns:r="http://schemas.openxmlformats.org/officeDocument/2006/relationships" xmlns:m="http://schemas.openxmlformats.org/officeDocument/2006/math" xmlns:v="urn:schemas-microsoft-com:vml" xmlns:wp14="http://schemas.microsoft.com/office/word/2010/wordprocessingDrawing" xmlns:wp="http://schemas.openxmlformats.org/drawingml/2006/wordprocessingDrawing" xmlns:w10="urn:schemas-microsoft-com:office:word" xmlns:w="http://schemas.openxmlformats.org/wordprocessingml/2006/main" xmlns:w14="http://schemas.microsoft.com/office/word/2010/wordml" xmlns:w15="http://schemas.microsoft.com/office/word/2012/wordml" xmlns:w16cex="http://schemas.microsoft.com/office/word/2018/wordml/cex" xmlns:w16cid="http://schemas.microsoft.com/office/word/2016/wordml/cid" xmlns:w16="http://schemas.microsoft.com/office/word/2018/wordml" xmlns:w16du="http://schemas.microsoft.com/office/word/2023/wordml/word16du" xmlns:w16sdtdh="http://schemas.microsoft.com/office/word/2020/wordml/sdtdatahash" xmlns:w16sdtfl="http://schemas.microsoft.com/office/word/2024/wordml/sdtformatlock" xmlns:w16se="http://schemas.microsoft.com/office/word/2015/wordml/symex" xmlns:wpg="http://schemas.microsoft.com/office/word/2010/wordprocessingGroup" xmlns:wpi="http://schemas.microsoft.com/office/word/2010/wordprocessingInk" xmlns:wne="http://schemas.microsoft.com/office/word/2006/wordml" xmlns:wps="http://schemas.microsoft.com/office/word/2010/wordprocessingShape" mc:Ignorable="w14 w15 w16se w16cid w16 w16cex w16sdtdh w16sdtfl w16du wp14">
+<w:footnotes xmlns:wpc="http://schemas.microsoft.com/office/word/2010/wordprocessingCanvas" xmlns:cx="http://schemas.microsoft.com/office/drawing/2014/chartex" xmlns:cx1="http://schemas.microsoft.com/office/drawing/2015/9/8/chartex" xmlns:mc="http://schemas.openxmlformats.org/markup-compatibility/2006" xmlns:o="urn:schemas-microsoft-com:office:office" xmlns:r="http://schemas.openxmlformats.org/officeDocument/2006/relationships" xmlns:m="http://schemas.openxmlformats.org/officeDocument/2006/math" xmlns:v="urn:schemas-microsoft-com:vml" xmlns:wp14="http://schemas.microsoft.com/office/word/2010/wordprocessingDrawing" xmlns:wp="http://schemas.openxmlformats.org/drawingml/2006/wordprocessingDrawing" xmlns:w10="urn:schemas-microsoft-com:office:word" xmlns:w="http://schemas.openxmlformats.org/wordprocessingml/2006/main" xmlns:w14="http://schemas.microsoft.com/office/word/2010/wordml" xmlns:w15="http://schemas.microsoft.com/office/word/2012/wordml" xmlns:w16se="http://schemas.microsoft.com/office/word/2015/wordml/symex" xmlns:wpg="http://schemas.microsoft.com/office/word/2010/wordprocessingGroup" xmlns:wpi="http://schemas.microsoft.com/office/word/2010/wordprocessingInk" xmlns:wne="http://schemas.microsoft.com/office/word/2006/wordml" xmlns:wps="http://schemas.microsoft.com/office/word/2010/wordprocessingShape" mc:Ignorable="w14 w15 w16se wp14">
   <w:footnote w:type="separator" w:id="-1">
     <w:p>
       <w:pPr>
@@ -18360,7 +18362,7 @@
 </file>
 
 <file path=word/header1.xml><?xml version="1.0" encoding="utf-8"?>
-<w:hdr xmlns:wpc="http://schemas.microsoft.com/office/word/2010/wordprocessingCanvas" xmlns:cx="http://schemas.microsoft.com/office/drawing/2014/chartex" xmlns:cx1="http://schemas.microsoft.com/office/drawing/2015/9/8/chartex" xmlns:cx2="http://schemas.microsoft.com/office/drawing/2015/10/21/chartex" xmlns:cx3="http://schemas.microsoft.com/office/drawing/2016/5/9/chartex" xmlns:cx4="http://schemas.microsoft.com/office/drawing/2016/5/10/chartex" xmlns:cx5="http://schemas.microsoft.com/office/drawing/2016/5/11/chartex" xmlns:cx6="http://schemas.microsoft.com/office/drawing/2016/5/12/chartex" xmlns:cx7="http://schemas.microsoft.com/office/drawing/2016/5/13/chartex" xmlns:cx8="http://schemas.microsoft.com/office/drawing/2016/5/14/chartex" xmlns:mc="http://schemas.openxmlformats.org/markup-compatibility/2006" xmlns:aink="http://schemas.microsoft.com/office/drawing/2016/ink" xmlns:am3d="http://schemas.microsoft.com/office/drawing/2017/model3d" xmlns:o="urn:schemas-microsoft-com:office:office" xmlns:oel="http://schemas.microsoft.com/office/2019/extlst" xmlns:r="http://schemas.openxmlformats.org/officeDocument/2006/relationships" xmlns:m="http://schemas.openxmlformats.org/officeDocument/2006/math" xmlns:v="urn:schemas-microsoft-com:vml" xmlns:wp14="http://schemas.microsoft.com/office/word/2010/wordprocessingDrawing" xmlns:wp="http://schemas.openxmlformats.org/drawingml/2006/wordprocessingDrawing" xmlns:w10="urn:schemas-microsoft-com:office:word" xmlns:w="http://schemas.openxmlformats.org/wordprocessingml/2006/main" xmlns:w14="http://schemas.microsoft.com/office/word/2010/wordml" xmlns:w15="http://schemas.microsoft.com/office/word/2012/wordml" xmlns:w16cex="http://schemas.microsoft.com/office/word/2018/wordml/cex" xmlns:w16cid="http://schemas.microsoft.com/office/word/2016/wordml/cid" xmlns:w16="http://schemas.microsoft.com/office/word/2018/wordml" xmlns:w16du="http://schemas.microsoft.com/office/word/2023/wordml/word16du" xmlns:w16sdtdh="http://schemas.microsoft.com/office/word/2020/wordml/sdtdatahash" xmlns:w16sdtfl="http://schemas.microsoft.com/office/word/2024/wordml/sdtformatlock" xmlns:w16se="http://schemas.microsoft.com/office/word/2015/wordml/symex" xmlns:wpg="http://schemas.microsoft.com/office/word/2010/wordprocessingGroup" xmlns:wpi="http://schemas.microsoft.com/office/word/2010/wordprocessingInk" xmlns:wne="http://schemas.microsoft.com/office/word/2006/wordml" xmlns:wps="http://schemas.microsoft.com/office/word/2010/wordprocessingShape" mc:Ignorable="w14 w15 w16se w16cid w16 w16cex w16sdtdh w16sdtfl w16du wp14">
+<w:hdr xmlns:wpc="http://schemas.microsoft.com/office/word/2010/wordprocessingCanvas" xmlns:cx="http://schemas.microsoft.com/office/drawing/2014/chartex" xmlns:cx1="http://schemas.microsoft.com/office/drawing/2015/9/8/chartex" xmlns:mc="http://schemas.openxmlformats.org/markup-compatibility/2006" xmlns:o="urn:schemas-microsoft-com:office:office" xmlns:r="http://schemas.openxmlformats.org/officeDocument/2006/relationships" xmlns:m="http://schemas.openxmlformats.org/officeDocument/2006/math" xmlns:v="urn:schemas-microsoft-com:vml" xmlns:wp14="http://schemas.microsoft.com/office/word/2010/wordprocessingDrawing" xmlns:wp="http://schemas.openxmlformats.org/drawingml/2006/wordprocessingDrawing" xmlns:w10="urn:schemas-microsoft-com:office:word" xmlns:w="http://schemas.openxmlformats.org/wordprocessingml/2006/main" xmlns:w14="http://schemas.microsoft.com/office/word/2010/wordml" xmlns:w15="http://schemas.microsoft.com/office/word/2012/wordml" xmlns:w16se="http://schemas.microsoft.com/office/word/2015/wordml/symex" xmlns:wpg="http://schemas.microsoft.com/office/word/2010/wordprocessingGroup" xmlns:wpi="http://schemas.microsoft.com/office/word/2010/wordprocessingInk" xmlns:wne="http://schemas.microsoft.com/office/word/2006/wordml" xmlns:wps="http://schemas.microsoft.com/office/word/2010/wordprocessingShape" mc:Ignorable="w14 w15 w16se wp14">
   <w:p>
     <w:pPr>
       <w:pStyle w:val="Header"/>
@@ -18371,7 +18373,7 @@
 </file>
 
 <file path=word/header2.xml><?xml version="1.0" encoding="utf-8"?>
-<w:hdr xmlns:wpc="http://schemas.microsoft.com/office/word/2010/wordprocessingCanvas" xmlns:cx="http://schemas.microsoft.com/office/drawing/2014/chartex" xmlns:cx1="http://schemas.microsoft.com/office/drawing/2015/9/8/chartex" xmlns:cx2="http://schemas.microsoft.com/office/drawing/2015/10/21/chartex" xmlns:cx3="http://schemas.microsoft.com/office/drawing/2016/5/9/chartex" xmlns:cx4="http://schemas.microsoft.com/office/drawing/2016/5/10/chartex" xmlns:cx5="http://schemas.microsoft.com/office/drawing/2016/5/11/chartex" xmlns:cx6="http://schemas.microsoft.com/office/drawing/2016/5/12/chartex" xmlns:cx7="http://schemas.microsoft.com/office/drawing/2016/5/13/chartex" xmlns:cx8="http://schemas.microsoft.com/office/drawing/2016/5/14/chartex" xmlns:mc="http://schemas.openxmlformats.org/markup-compatibility/2006" xmlns:aink="http://schemas.microsoft.com/office/drawing/2016/ink" xmlns:am3d="http://schemas.microsoft.com/office/drawing/2017/model3d" xmlns:o="urn:schemas-microsoft-com:office:office" xmlns:oel="http://schemas.microsoft.com/office/2019/extlst" xmlns:r="http://schemas.openxmlformats.org/officeDocument/2006/relationships" xmlns:m="http://schemas.openxmlformats.org/officeDocument/2006/math" xmlns:v="urn:schemas-microsoft-com:vml" xmlns:wp14="http://schemas.microsoft.com/office/word/2010/wordprocessingDrawing" xmlns:wp="http://schemas.openxmlformats.org/drawingml/2006/wordprocessingDrawing" xmlns:w10="urn:schemas-microsoft-com:office:word" xmlns:w="http://schemas.openxmlformats.org/wordprocessingml/2006/main" xmlns:w14="http://schemas.microsoft.com/office/word/2010/wordml" xmlns:w15="http://schemas.microsoft.com/office/word/2012/wordml" xmlns:w16cex="http://schemas.microsoft.com/office/word/2018/wordml/cex" xmlns:w16cid="http://schemas.microsoft.com/office/word/2016/wordml/cid" xmlns:w16="http://schemas.microsoft.com/office/word/2018/wordml" xmlns:w16du="http://schemas.microsoft.com/office/word/2023/wordml/word16du" xmlns:w16sdtdh="http://schemas.microsoft.com/office/word/2020/wordml/sdtdatahash" xmlns:w16sdtfl="http://schemas.microsoft.com/office/word/2024/wordml/sdtformatlock" xmlns:w16se="http://schemas.microsoft.com/office/word/2015/wordml/symex" xmlns:wpg="http://schemas.microsoft.com/office/word/2010/wordprocessingGroup" xmlns:wpi="http://schemas.microsoft.com/office/word/2010/wordprocessingInk" xmlns:wne="http://schemas.microsoft.com/office/word/2006/wordml" xmlns:wps="http://schemas.microsoft.com/office/word/2010/wordprocessingShape" mc:Ignorable="w14 w15 w16se w16cid w16 w16cex w16sdtdh w16sdtfl w16du wp14">
+<w:hdr xmlns:wpc="http://schemas.microsoft.com/office/word/2010/wordprocessingCanvas" xmlns:cx="http://schemas.microsoft.com/office/drawing/2014/chartex" xmlns:cx1="http://schemas.microsoft.com/office/drawing/2015/9/8/chartex" xmlns:mc="http://schemas.openxmlformats.org/markup-compatibility/2006" xmlns:o="urn:schemas-microsoft-com:office:office" xmlns:r="http://schemas.openxmlformats.org/officeDocument/2006/relationships" xmlns:m="http://schemas.openxmlformats.org/officeDocument/2006/math" xmlns:v="urn:schemas-microsoft-com:vml" xmlns:wp14="http://schemas.microsoft.com/office/word/2010/wordprocessingDrawing" xmlns:wp="http://schemas.openxmlformats.org/drawingml/2006/wordprocessingDrawing" xmlns:w10="urn:schemas-microsoft-com:office:word" xmlns:w="http://schemas.openxmlformats.org/wordprocessingml/2006/main" xmlns:w14="http://schemas.microsoft.com/office/word/2010/wordml" xmlns:w15="http://schemas.microsoft.com/office/word/2012/wordml" xmlns:w16se="http://schemas.microsoft.com/office/word/2015/wordml/symex" xmlns:wpg="http://schemas.microsoft.com/office/word/2010/wordprocessingGroup" xmlns:wpi="http://schemas.microsoft.com/office/word/2010/wordprocessingInk" xmlns:wne="http://schemas.microsoft.com/office/word/2006/wordml" xmlns:wps="http://schemas.microsoft.com/office/word/2010/wordprocessingShape" mc:Ignorable="w14 w15 w16se wp14">
   <w:p>
     <w:pPr>
       <w:pStyle w:val="Header"/>
@@ -18382,7 +18384,7 @@
 </file>
 
 <file path=word/numbering.xml><?xml version="1.0" encoding="utf-8"?>
-<w:numbering xmlns:wpc="http://schemas.microsoft.com/office/word/2010/wordprocessingCanvas" xmlns:cx="http://schemas.microsoft.com/office/drawing/2014/chartex" xmlns:cx1="http://schemas.microsoft.com/office/drawing/2015/9/8/chartex" xmlns:cx2="http://schemas.microsoft.com/office/drawing/2015/10/21/chartex" xmlns:cx3="http://schemas.microsoft.com/office/drawing/2016/5/9/chartex" xmlns:cx4="http://schemas.microsoft.com/office/drawing/2016/5/10/chartex" xmlns:cx5="http://schemas.microsoft.com/office/drawing/2016/5/11/chartex" xmlns:cx6="http://schemas.microsoft.com/office/drawing/2016/5/12/chartex" xmlns:cx7="http://schemas.microsoft.com/office/drawing/2016/5/13/chartex" xmlns:cx8="http://schemas.microsoft.com/office/drawing/2016/5/14/chartex" xmlns:mc="http://schemas.openxmlformats.org/markup-compatibility/2006" xmlns:aink="http://schemas.microsoft.com/office/drawing/2016/ink" xmlns:am3d="http://schemas.microsoft.com/office/drawing/2017/model3d" xmlns:o="urn:schemas-microsoft-com:office:office" xmlns:oel="http://schemas.microsoft.com/office/2019/extlst" xmlns:r="http://schemas.openxmlformats.org/officeDocument/2006/relationships" xmlns:m="http://schemas.openxmlformats.org/officeDocument/2006/math" xmlns:v="urn:schemas-microsoft-com:vml" xmlns:wp14="http://schemas.microsoft.com/office/word/2010/wordprocessingDrawing" xmlns:wp="http://schemas.openxmlformats.org/drawingml/2006/wordprocessingDrawing" xmlns:w10="urn:schemas-microsoft-com:office:word" xmlns:w="http://schemas.openxmlformats.org/wordprocessingml/2006/main" xmlns:w14="http://schemas.microsoft.com/office/word/2010/wordml" xmlns:w15="http://schemas.microsoft.com/office/word/2012/wordml" xmlns:w16cex="http://schemas.microsoft.com/office/word/2018/wordml/cex" xmlns:w16cid="http://schemas.microsoft.com/office/word/2016/wordml/cid" xmlns:w16="http://schemas.microsoft.com/office/word/2018/wordml" xmlns:w16du="http://schemas.microsoft.com/office/word/2023/wordml/word16du" xmlns:w16sdtdh="http://schemas.microsoft.com/office/word/2020/wordml/sdtdatahash" xmlns:w16sdtfl="http://schemas.microsoft.com/office/word/2024/wordml/sdtformatlock" xmlns:w16se="http://schemas.microsoft.com/office/word/2015/wordml/symex" xmlns:wpg="http://schemas.microsoft.com/office/word/2010/wordprocessingGroup" xmlns:wpi="http://schemas.microsoft.com/office/word/2010/wordprocessingInk" xmlns:wne="http://schemas.microsoft.com/office/word/2006/wordml" xmlns:wps="http://schemas.microsoft.com/office/word/2010/wordprocessingShape" mc:Ignorable="w14 w15 w16se w16cid w16 w16cex w16sdtdh w16sdtfl w16du wp14">
+<w:numbering xmlns:wpc="http://schemas.microsoft.com/office/word/2010/wordprocessingCanvas" xmlns:cx="http://schemas.microsoft.com/office/drawing/2014/chartex" xmlns:cx1="http://schemas.microsoft.com/office/drawing/2015/9/8/chartex" xmlns:mc="http://schemas.openxmlformats.org/markup-compatibility/2006" xmlns:o="urn:schemas-microsoft-com:office:office" xmlns:r="http://schemas.openxmlformats.org/officeDocument/2006/relationships" xmlns:m="http://schemas.openxmlformats.org/officeDocument/2006/math" xmlns:v="urn:schemas-microsoft-com:vml" xmlns:wp14="http://schemas.microsoft.com/office/word/2010/wordprocessingDrawing" xmlns:wp="http://schemas.openxmlformats.org/drawingml/2006/wordprocessingDrawing" xmlns:w10="urn:schemas-microsoft-com:office:word" xmlns:w="http://schemas.openxmlformats.org/wordprocessingml/2006/main" xmlns:w14="http://schemas.microsoft.com/office/word/2010/wordml" xmlns:w15="http://schemas.microsoft.com/office/word/2012/wordml" xmlns:w16se="http://schemas.microsoft.com/office/word/2015/wordml/symex" xmlns:wpg="http://schemas.microsoft.com/office/word/2010/wordprocessingGroup" xmlns:wpi="http://schemas.microsoft.com/office/word/2010/wordprocessingInk" xmlns:wne="http://schemas.microsoft.com/office/word/2006/wordml" xmlns:wps="http://schemas.microsoft.com/office/word/2010/wordprocessingShape" mc:Ignorable="w14 w15 w16se wp14">
   <w:abstractNum w:abstractNumId="0" w15:restartNumberingAfterBreak="0">
     <w:nsid w:val="5AD55BB2"/>
     <w:multiLevelType w:val="hybridMultilevel"/>
@@ -18475,14 +18477,14 @@
       </w:pPr>
     </w:lvl>
   </w:abstractNum>
-  <w:num w:numId="1" w16cid:durableId="1841119230">
+  <w:num w:numId="1">
     <w:abstractNumId w:val="0"/>
   </w:num>
 </w:numbering>
 </file>
 
 <file path=word/styles.xml><?xml version="1.0" encoding="utf-8"?>
-<w:styles xmlns:mc="http://schemas.openxmlformats.org/markup-compatibility/2006" xmlns:r="http://schemas.openxmlformats.org/officeDocument/2006/relationships" xmlns:w="http://schemas.openxmlformats.org/wordprocessingml/2006/main" xmlns:w14="http://schemas.microsoft.com/office/word/2010/wordml" xmlns:w15="http://schemas.microsoft.com/office/word/2012/wordml" xmlns:w16cex="http://schemas.microsoft.com/office/word/2018/wordml/cex" xmlns:w16cid="http://schemas.microsoft.com/office/word/2016/wordml/cid" xmlns:w16="http://schemas.microsoft.com/office/word/2018/wordml" xmlns:w16du="http://schemas.microsoft.com/office/word/2023/wordml/word16du" xmlns:w16sdtdh="http://schemas.microsoft.com/office/word/2020/wordml/sdtdatahash" xmlns:w16sdtfl="http://schemas.microsoft.com/office/word/2024/wordml/sdtformatlock" xmlns:w16se="http://schemas.microsoft.com/office/word/2015/wordml/symex" mc:Ignorable="w14 w15 w16se w16cid w16 w16cex w16sdtdh w16sdtfl w16du">
+<w:styles xmlns:mc="http://schemas.openxmlformats.org/markup-compatibility/2006" xmlns:r="http://schemas.openxmlformats.org/officeDocument/2006/relationships" xmlns:w="http://schemas.openxmlformats.org/wordprocessingml/2006/main" xmlns:w14="http://schemas.microsoft.com/office/word/2010/wordml" xmlns:w15="http://schemas.microsoft.com/office/word/2012/wordml" xmlns:w16se="http://schemas.microsoft.com/office/word/2015/wordml/symex" mc:Ignorable="w14 w15 w16se">
   <w:docDefaults>
     <w:rPrDefault>
       <w:rPr>
@@ -18498,7 +18500,7 @@
       </w:pPr>
     </w:pPrDefault>
   </w:docDefaults>
-  <w:latentStyles w:defLockedState="0" w:defUIPriority="99" w:defSemiHidden="0" w:defUnhideWhenUsed="0" w:defQFormat="0" w:count="376">
+  <w:latentStyles w:defLockedState="0" w:defUIPriority="99" w:defSemiHidden="0" w:defUnhideWhenUsed="0" w:defQFormat="0" w:count="371">
     <w:lsdException w:name="Normal" w:uiPriority="0" w:qFormat="1"/>
     <w:lsdException w:name="heading 1" w:uiPriority="9" w:qFormat="1"/>
     <w:lsdException w:name="heading 2" w:semiHidden="1" w:uiPriority="9" w:unhideWhenUsed="1" w:qFormat="1"/>
@@ -18870,11 +18872,6 @@
     <w:lsdException w:name="List Table 5 Dark Accent 6" w:uiPriority="50"/>
     <w:lsdException w:name="List Table 6 Colorful Accent 6" w:uiPriority="51"/>
     <w:lsdException w:name="List Table 7 Colorful Accent 6" w:uiPriority="52"/>
-    <w:lsdException w:name="Mention" w:semiHidden="1" w:unhideWhenUsed="1"/>
-    <w:lsdException w:name="Smart Hyperlink" w:semiHidden="1" w:unhideWhenUsed="1"/>
-    <w:lsdException w:name="Hashtag" w:semiHidden="1" w:unhideWhenUsed="1"/>
-    <w:lsdException w:name="Unresolved Mention" w:semiHidden="1" w:unhideWhenUsed="1"/>
-    <w:lsdException w:name="Smart Link" w:semiHidden="1" w:unhideWhenUsed="1"/>
   </w:latentStyles>
   <w:style w:type="paragraph" w:default="1" w:styleId="Normal">
     <w:name w:val="Normal"/>
